--- a/docx/บทที่2.docx
+++ b/docx/บทที่2.docx
@@ -130,14 +130,7 @@
           <w:rFonts w:hint="cs"/>
           <w:cs/>
         </w:rPr>
-        <w:t xml:space="preserve">2.1.2 </w:t>
-      </w:r>
-      <w:r>
-        <w:rPr>
-          <w:rFonts w:hint="cs"/>
-          <w:cs/>
-        </w:rPr>
-        <w:t>ระบบฐานข้อมูล</w:t>
+        <w:t>2.1.2 ระบบฐานข้อมูล</w:t>
       </w:r>
     </w:p>
     <w:p>
@@ -219,23 +212,6 @@
       <w:pPr>
         <w:jc w:val="thaiDistribute"/>
         <w:rPr>
-          <w:rFonts w:hint="cs"/>
-          <w:cs/>
-        </w:rPr>
-      </w:pPr>
-      <w:r>
-        <w:tab/>
-      </w:r>
-      <w:r>
-        <w:tab/>
-        <w:t>2.1.6 Vue.js</w:t>
-      </w:r>
-    </w:p>
-    <w:p>
-      <w:pPr>
-        <w:jc w:val="thaiDistribute"/>
-        <w:rPr>
-          <w:rFonts w:hint="cs"/>
           <w:cs/>
         </w:rPr>
       </w:pPr>
@@ -1299,9 +1275,6 @@
       <w:pPr>
         <w:ind w:firstLine="720"/>
         <w:jc w:val="thaiDistribute"/>
-        <w:rPr>
-          <w:rFonts w:hint="cs"/>
-        </w:rPr>
       </w:pPr>
     </w:p>
     <w:p>
@@ -5267,6 +5240,45 @@
     <w:p>
       <w:pPr>
         <w:spacing w:after="160" w:line="278" w:lineRule="auto"/>
+        <w:jc w:val="thaiDistribute"/>
+      </w:pPr>
+    </w:p>
+    <w:p>
+      <w:pPr>
+        <w:spacing w:after="160" w:line="278" w:lineRule="auto"/>
+        <w:jc w:val="thaiDistribute"/>
+      </w:pPr>
+    </w:p>
+    <w:p>
+      <w:pPr>
+        <w:spacing w:after="160" w:line="278" w:lineRule="auto"/>
+        <w:jc w:val="thaiDistribute"/>
+      </w:pPr>
+    </w:p>
+    <w:p>
+      <w:pPr>
+        <w:spacing w:after="160" w:line="278" w:lineRule="auto"/>
+        <w:jc w:val="thaiDistribute"/>
+      </w:pPr>
+    </w:p>
+    <w:p>
+      <w:pPr>
+        <w:spacing w:after="160" w:line="278" w:lineRule="auto"/>
+        <w:jc w:val="thaiDistribute"/>
+      </w:pPr>
+    </w:p>
+    <w:p>
+      <w:pPr>
+        <w:spacing w:after="160" w:line="278" w:lineRule="auto"/>
+        <w:jc w:val="thaiDistribute"/>
+        <w:rPr>
+          <w:rFonts w:hint="cs"/>
+        </w:rPr>
+      </w:pPr>
+    </w:p>
+    <w:p>
+      <w:pPr>
+        <w:spacing w:after="160" w:line="278" w:lineRule="auto"/>
         <w:ind w:left="720"/>
         <w:jc w:val="thaiDistribute"/>
       </w:pPr>
@@ -5275,6 +5287,7 @@
           <w:rFonts w:hint="cs"/>
           <w:cs/>
         </w:rPr>
+        <w:lastRenderedPageBreak/>
         <w:t xml:space="preserve">2.1.5 </w:t>
       </w:r>
       <w:r>
@@ -5286,6 +5299,9 @@
         <w:spacing w:after="160" w:line="278" w:lineRule="auto"/>
         <w:ind w:firstLine="720"/>
         <w:jc w:val="thaiDistribute"/>
+        <w:rPr>
+          <w:rFonts w:hint="cs"/>
+        </w:rPr>
       </w:pPr>
       <w:r>
         <w:t xml:space="preserve">AJAX (Asynchronous JavaScript and XML) </w:t>
@@ -5340,25 +5356,10 @@
         <w:ind w:firstLine="720"/>
         <w:jc w:val="thaiDistribute"/>
       </w:pPr>
-    </w:p>
-    <w:p>
-      <w:pPr>
-        <w:spacing w:after="160" w:line="278" w:lineRule="auto"/>
-        <w:ind w:firstLine="720"/>
-        <w:jc w:val="thaiDistribute"/>
-      </w:pPr>
-    </w:p>
-    <w:p>
-      <w:pPr>
-        <w:spacing w:after="160" w:line="278" w:lineRule="auto"/>
-        <w:ind w:firstLine="720"/>
-        <w:jc w:val="thaiDistribute"/>
-      </w:pPr>
-      <w:r>
-        <w:rPr>
-          <w:cs/>
-        </w:rPr>
-        <w:lastRenderedPageBreak/>
+      <w:r>
+        <w:rPr>
+          <w:cs/>
+        </w:rPr>
         <w:t xml:space="preserve">หลักการทำงานของ </w:t>
       </w:r>
       <w:r>
@@ -5675,616 +5676,23 @@
     </w:p>
     <w:p>
       <w:pPr>
-        <w:spacing w:after="160" w:line="278" w:lineRule="auto"/>
-        <w:jc w:val="thaiDistribute"/>
-      </w:pPr>
-    </w:p>
-    <w:p>
-      <w:pPr>
-        <w:spacing w:after="160" w:line="278" w:lineRule="auto"/>
-        <w:ind w:left="720"/>
-        <w:jc w:val="thaiDistribute"/>
-      </w:pPr>
-      <w:r>
-        <w:t>2.1.6 Vue.js</w:t>
-      </w:r>
-    </w:p>
-    <w:p>
-      <w:pPr>
-        <w:spacing w:after="160" w:line="278" w:lineRule="auto"/>
-        <w:ind w:firstLine="720"/>
-        <w:jc w:val="thaiDistribute"/>
-      </w:pPr>
-      <w:r>
-        <w:t xml:space="preserve">Vue.js </w:t>
-      </w:r>
-      <w:r>
-        <w:rPr>
-          <w:cs/>
-        </w:rPr>
-        <w:t>เป็นเฟรม</w:t>
-      </w:r>
-      <w:proofErr w:type="spellStart"/>
-      <w:r>
-        <w:rPr>
-          <w:cs/>
-        </w:rPr>
-        <w:t>เวิร์ก</w:t>
-      </w:r>
-      <w:proofErr w:type="spellEnd"/>
-      <w:r>
-        <w:rPr>
-          <w:cs/>
-        </w:rPr>
-        <w:t xml:space="preserve"> </w:t>
-      </w:r>
-      <w:r>
-        <w:t xml:space="preserve">JavaScript </w:t>
-      </w:r>
-      <w:r>
-        <w:rPr>
-          <w:cs/>
-        </w:rPr>
-        <w:t xml:space="preserve">แบบโอเพ่นซอร์สที่ใช้สำหรับการพัฒนา </w:t>
-      </w:r>
-      <w:r>
-        <w:t xml:space="preserve">User Interface (UI) </w:t>
-      </w:r>
-      <w:r>
-        <w:rPr>
-          <w:cs/>
-        </w:rPr>
-        <w:t xml:space="preserve">และ </w:t>
-      </w:r>
-      <w:r>
-        <w:t xml:space="preserve">Single-Page Applications (SPA) </w:t>
-      </w:r>
-      <w:r>
-        <w:rPr>
-          <w:cs/>
-        </w:rPr>
-        <w:t>โดยถูกออกแบบมาเพื่อให้ง่ายต่อการเรียนรู้และใช้งาน มีความยืดหยุ่นสูง และเหมาะสำหรับทั้งผู้เริ่มต้นและนักพัฒนาที่มีประสบการณ์</w:t>
-      </w:r>
-    </w:p>
-    <w:p>
-      <w:pPr>
-        <w:spacing w:after="160" w:line="278" w:lineRule="auto"/>
-        <w:ind w:firstLine="720"/>
-        <w:jc w:val="thaiDistribute"/>
-      </w:pPr>
-    </w:p>
-    <w:p>
-      <w:pPr>
-        <w:spacing w:after="160" w:line="278" w:lineRule="auto"/>
-        <w:ind w:firstLine="720"/>
-        <w:jc w:val="thaiDistribute"/>
-      </w:pPr>
-    </w:p>
-    <w:p>
-      <w:pPr>
-        <w:spacing w:after="160" w:line="278" w:lineRule="auto"/>
-        <w:ind w:firstLine="720"/>
-        <w:jc w:val="thaiDistribute"/>
-      </w:pPr>
-    </w:p>
-    <w:p>
-      <w:pPr>
-        <w:spacing w:after="160" w:line="278" w:lineRule="auto"/>
-        <w:ind w:firstLine="720"/>
-        <w:jc w:val="thaiDistribute"/>
-        <w:rPr>
-          <w:b/>
-          <w:bCs/>
-        </w:rPr>
-      </w:pPr>
-      <w:r>
-        <w:rPr>
-          <w:b/>
-          <w:bCs/>
-          <w:cs/>
-        </w:rPr>
+        <w:pStyle w:val="Heading2"/>
+      </w:pPr>
+    </w:p>
+    <w:p>
+      <w:pPr>
+        <w:rPr>
+          <w:rFonts w:hint="cs"/>
+        </w:rPr>
+      </w:pPr>
+    </w:p>
+    <w:p>
+      <w:pPr>
+        <w:pStyle w:val="Heading2"/>
+      </w:pPr>
+      <w:proofErr w:type="gramStart"/>
+      <w:r>
         <w:lastRenderedPageBreak/>
-        <w:t xml:space="preserve">คุณสมบัติหลักของ </w:t>
-      </w:r>
-      <w:r>
-        <w:rPr>
-          <w:b/>
-          <w:bCs/>
-        </w:rPr>
-        <w:t>Vue.js</w:t>
-      </w:r>
-    </w:p>
-    <w:p>
-      <w:pPr>
-        <w:spacing w:after="160" w:line="278" w:lineRule="auto"/>
-        <w:ind w:firstLine="720"/>
-        <w:jc w:val="thaiDistribute"/>
-        <w:rPr>
-          <w:b/>
-          <w:bCs/>
-        </w:rPr>
-      </w:pPr>
-      <w:r>
-        <w:rPr>
-          <w:b/>
-          <w:bCs/>
-        </w:rPr>
-        <w:t>Data Binding</w:t>
-      </w:r>
-    </w:p>
-    <w:p>
-      <w:pPr>
-        <w:pStyle w:val="ListParagraph"/>
-        <w:numPr>
-          <w:ilvl w:val="0"/>
-          <w:numId w:val="6"/>
-        </w:numPr>
-        <w:spacing w:after="160" w:line="278" w:lineRule="auto"/>
-        <w:jc w:val="thaiDistribute"/>
-      </w:pPr>
-      <w:r>
-        <w:rPr>
-          <w:cs/>
-        </w:rPr>
-        <w:t xml:space="preserve">มีระบบ </w:t>
-      </w:r>
-      <w:r>
-        <w:t xml:space="preserve">Two-Way Data Binding </w:t>
-      </w:r>
-      <w:r>
-        <w:rPr>
-          <w:cs/>
-        </w:rPr>
-        <w:t>ที่ช่วยให้ข้อมูลในโมเดลและมุมมองสามารถซิงค์กันได้อัตโนมัติ</w:t>
-      </w:r>
-    </w:p>
-    <w:p>
-      <w:pPr>
-        <w:pStyle w:val="ListParagraph"/>
-        <w:numPr>
-          <w:ilvl w:val="0"/>
-          <w:numId w:val="6"/>
-        </w:numPr>
-        <w:spacing w:after="160" w:line="278" w:lineRule="auto"/>
-        <w:jc w:val="thaiDistribute"/>
-      </w:pPr>
-      <w:r>
-        <w:rPr>
-          <w:cs/>
-        </w:rPr>
-        <w:t xml:space="preserve">ใช้คำสั่ง </w:t>
-      </w:r>
-      <w:r>
-        <w:t xml:space="preserve">v-model </w:t>
-      </w:r>
-      <w:r>
-        <w:rPr>
-          <w:cs/>
-        </w:rPr>
-        <w:t>เพื่อเชื่อมโยงข้อมูล</w:t>
-      </w:r>
-    </w:p>
-    <w:p>
-      <w:pPr>
-        <w:spacing w:after="160" w:line="278" w:lineRule="auto"/>
-        <w:ind w:firstLine="720"/>
-        <w:jc w:val="thaiDistribute"/>
-        <w:rPr>
-          <w:b/>
-          <w:bCs/>
-        </w:rPr>
-      </w:pPr>
-      <w:r>
-        <w:rPr>
-          <w:b/>
-          <w:bCs/>
-        </w:rPr>
-        <w:t>Component-Based Architecture</w:t>
-      </w:r>
-    </w:p>
-    <w:p>
-      <w:pPr>
-        <w:spacing w:after="160" w:line="278" w:lineRule="auto"/>
-        <w:ind w:firstLine="720"/>
-        <w:jc w:val="thaiDistribute"/>
-      </w:pPr>
-      <w:r>
-        <w:rPr>
-          <w:cs/>
-        </w:rPr>
-        <w:t>ใช้โครงสร้างที่แบ่งโปรเจ</w:t>
-      </w:r>
-      <w:proofErr w:type="spellStart"/>
-      <w:r>
-        <w:rPr>
-          <w:cs/>
-        </w:rPr>
-        <w:t>กต์</w:t>
-      </w:r>
-      <w:proofErr w:type="spellEnd"/>
-      <w:r>
-        <w:rPr>
-          <w:cs/>
-        </w:rPr>
-        <w:t>ออกเป็นส่วนย่อย ๆ (</w:t>
-      </w:r>
-      <w:r>
-        <w:t xml:space="preserve">Component) </w:t>
-      </w:r>
-      <w:r>
-        <w:rPr>
-          <w:cs/>
-        </w:rPr>
-        <w:t>ทำให้ง่ายต่อการจัดการและการนำกลับมาใช้ซ้ำ</w:t>
-      </w:r>
-    </w:p>
-    <w:p>
-      <w:pPr>
-        <w:spacing w:after="160" w:line="278" w:lineRule="auto"/>
-        <w:ind w:firstLine="720"/>
-        <w:jc w:val="thaiDistribute"/>
-        <w:rPr>
-          <w:b/>
-          <w:bCs/>
-        </w:rPr>
-      </w:pPr>
-      <w:r>
-        <w:rPr>
-          <w:b/>
-          <w:bCs/>
-        </w:rPr>
-        <w:t>Virtual DOM</w:t>
-      </w:r>
-    </w:p>
-    <w:p>
-      <w:pPr>
-        <w:spacing w:after="160" w:line="278" w:lineRule="auto"/>
-        <w:ind w:firstLine="720"/>
-        <w:jc w:val="thaiDistribute"/>
-      </w:pPr>
-      <w:r>
-        <w:rPr>
-          <w:cs/>
-        </w:rPr>
-        <w:t xml:space="preserve">ใช้ </w:t>
-      </w:r>
-      <w:r>
-        <w:t xml:space="preserve">Virtual DOM </w:t>
-      </w:r>
-      <w:r>
-        <w:rPr>
-          <w:cs/>
-        </w:rPr>
-        <w:t>ในการปรับปรุงประสิทธิภาพการเรนเดอร์ ช่วยให้แอปพลิเคชันทำงานได้เร็วขึ้น</w:t>
-      </w:r>
-    </w:p>
-    <w:p>
-      <w:pPr>
-        <w:spacing w:after="160" w:line="278" w:lineRule="auto"/>
-        <w:ind w:firstLine="720"/>
-        <w:jc w:val="thaiDistribute"/>
-        <w:rPr>
-          <w:b/>
-          <w:bCs/>
-        </w:rPr>
-      </w:pPr>
-      <w:r>
-        <w:rPr>
-          <w:b/>
-          <w:bCs/>
-        </w:rPr>
-        <w:t>Reactive Data</w:t>
-      </w:r>
-    </w:p>
-    <w:p>
-      <w:pPr>
-        <w:spacing w:after="160" w:line="278" w:lineRule="auto"/>
-        <w:ind w:firstLine="720"/>
-        <w:jc w:val="thaiDistribute"/>
-      </w:pPr>
-      <w:r>
-        <w:t xml:space="preserve">Vue.js </w:t>
-      </w:r>
-      <w:r>
-        <w:rPr>
-          <w:cs/>
-        </w:rPr>
-        <w:t xml:space="preserve">มีระบบ </w:t>
-      </w:r>
-      <w:r>
-        <w:t xml:space="preserve">Reactivity </w:t>
-      </w:r>
-      <w:r>
-        <w:rPr>
-          <w:cs/>
-        </w:rPr>
-        <w:t>ที่ทำให้สามารถติดตามและ</w:t>
-      </w:r>
-      <w:proofErr w:type="spellStart"/>
-      <w:r>
-        <w:rPr>
-          <w:cs/>
-        </w:rPr>
-        <w:t>อัป</w:t>
-      </w:r>
-      <w:proofErr w:type="spellEnd"/>
-      <w:r>
-        <w:rPr>
-          <w:cs/>
-        </w:rPr>
-        <w:t>เดตข้อมูลได้แบบอัตโนมัติเมื่อมีการเปลี่ยนแปลง</w:t>
-      </w:r>
-    </w:p>
-    <w:p>
-      <w:pPr>
-        <w:spacing w:after="160" w:line="278" w:lineRule="auto"/>
-        <w:ind w:firstLine="720"/>
-        <w:jc w:val="thaiDistribute"/>
-        <w:rPr>
-          <w:b/>
-          <w:bCs/>
-        </w:rPr>
-      </w:pPr>
-      <w:r>
-        <w:rPr>
-          <w:b/>
-          <w:bCs/>
-        </w:rPr>
-        <w:t>Directives</w:t>
-      </w:r>
-    </w:p>
-    <w:p>
-      <w:pPr>
-        <w:spacing w:after="160" w:line="278" w:lineRule="auto"/>
-        <w:ind w:firstLine="720"/>
-        <w:jc w:val="thaiDistribute"/>
-      </w:pPr>
-      <w:r>
-        <w:rPr>
-          <w:cs/>
-        </w:rPr>
-        <w:t xml:space="preserve">มี </w:t>
-      </w:r>
-      <w:r>
-        <w:t xml:space="preserve">Directive </w:t>
-      </w:r>
-      <w:r>
-        <w:rPr>
-          <w:cs/>
-        </w:rPr>
-        <w:t xml:space="preserve">ที่ช่วยจัดการ </w:t>
-      </w:r>
-      <w:r>
-        <w:t xml:space="preserve">DOM </w:t>
-      </w:r>
-      <w:r>
-        <w:rPr>
-          <w:cs/>
-        </w:rPr>
-        <w:t xml:space="preserve">เช่น </w:t>
-      </w:r>
-      <w:r>
-        <w:t xml:space="preserve">v-if, v-for, v-bind, </w:t>
-      </w:r>
-      <w:r>
-        <w:rPr>
-          <w:cs/>
-        </w:rPr>
-        <w:t xml:space="preserve">และ </w:t>
-      </w:r>
-      <w:r>
-        <w:t>v-on</w:t>
-      </w:r>
-    </w:p>
-    <w:p>
-      <w:pPr>
-        <w:spacing w:after="160" w:line="278" w:lineRule="auto"/>
-        <w:ind w:firstLine="720"/>
-        <w:jc w:val="thaiDistribute"/>
-        <w:rPr>
-          <w:b/>
-          <w:bCs/>
-        </w:rPr>
-      </w:pPr>
-      <w:r>
-        <w:rPr>
-          <w:b/>
-          <w:bCs/>
-        </w:rPr>
-        <w:t xml:space="preserve">Ecosystem </w:t>
-      </w:r>
-      <w:r>
-        <w:rPr>
-          <w:b/>
-          <w:bCs/>
-          <w:cs/>
-        </w:rPr>
-        <w:t>ที่ยืดหยุ่น</w:t>
-      </w:r>
-    </w:p>
-    <w:p>
-      <w:pPr>
-        <w:spacing w:after="160" w:line="278" w:lineRule="auto"/>
-        <w:ind w:firstLine="720"/>
-        <w:jc w:val="thaiDistribute"/>
-      </w:pPr>
-      <w:r>
-        <w:rPr>
-          <w:cs/>
-        </w:rPr>
-        <w:t xml:space="preserve">มีเครื่องมือและไลบรารีเสริม เช่น </w:t>
-      </w:r>
-      <w:r>
-        <w:t xml:space="preserve">Vue Router </w:t>
-      </w:r>
-      <w:r>
-        <w:rPr>
-          <w:cs/>
-        </w:rPr>
-        <w:t xml:space="preserve">สำหรับการจัดการ </w:t>
-      </w:r>
-      <w:r>
-        <w:t xml:space="preserve">Routing </w:t>
-      </w:r>
-      <w:r>
-        <w:rPr>
-          <w:cs/>
-        </w:rPr>
-        <w:t xml:space="preserve">และ </w:t>
-      </w:r>
-      <w:proofErr w:type="spellStart"/>
-      <w:r>
-        <w:t>Vuex</w:t>
-      </w:r>
-      <w:proofErr w:type="spellEnd"/>
-      <w:r>
-        <w:t xml:space="preserve"> </w:t>
-      </w:r>
-      <w:r>
-        <w:rPr>
-          <w:cs/>
-        </w:rPr>
-        <w:t xml:space="preserve">สำหรับการจัดการ </w:t>
-      </w:r>
-      <w:r>
-        <w:t>State</w:t>
-      </w:r>
-    </w:p>
-    <w:p>
-      <w:pPr>
-        <w:spacing w:after="160" w:line="278" w:lineRule="auto"/>
-        <w:ind w:firstLine="720"/>
-        <w:jc w:val="thaiDistribute"/>
-      </w:pPr>
-    </w:p>
-    <w:p>
-      <w:pPr>
-        <w:spacing w:after="160" w:line="278" w:lineRule="auto"/>
-        <w:ind w:firstLine="720"/>
-        <w:jc w:val="thaiDistribute"/>
-      </w:pPr>
-    </w:p>
-    <w:p>
-      <w:pPr>
-        <w:spacing w:after="160" w:line="278" w:lineRule="auto"/>
-        <w:ind w:firstLine="720"/>
-        <w:jc w:val="thaiDistribute"/>
-        <w:rPr>
-          <w:b/>
-          <w:bCs/>
-        </w:rPr>
-      </w:pPr>
-      <w:r>
-        <w:rPr>
-          <w:b/>
-          <w:bCs/>
-          <w:cs/>
-        </w:rPr>
-        <w:lastRenderedPageBreak/>
-        <w:t xml:space="preserve">ข้อดีของ </w:t>
-      </w:r>
-      <w:r>
-        <w:rPr>
-          <w:b/>
-          <w:bCs/>
-        </w:rPr>
-        <w:t>Vue.js</w:t>
-      </w:r>
-    </w:p>
-    <w:p>
-      <w:pPr>
-        <w:pStyle w:val="ListParagraph"/>
-        <w:numPr>
-          <w:ilvl w:val="0"/>
-          <w:numId w:val="7"/>
-        </w:numPr>
-        <w:spacing w:after="160" w:line="278" w:lineRule="auto"/>
-        <w:jc w:val="thaiDistribute"/>
-      </w:pPr>
-      <w:r>
-        <w:rPr>
-          <w:cs/>
-        </w:rPr>
-        <w:t>เรียนรู้ได้ง่าย: โครงสร้างเรียบง่ายและเอกสารชัดเจน</w:t>
-      </w:r>
-    </w:p>
-    <w:p>
-      <w:pPr>
-        <w:pStyle w:val="ListParagraph"/>
-        <w:numPr>
-          <w:ilvl w:val="0"/>
-          <w:numId w:val="7"/>
-        </w:numPr>
-        <w:spacing w:after="160" w:line="278" w:lineRule="auto"/>
-        <w:jc w:val="thaiDistribute"/>
-      </w:pPr>
-      <w:r>
-        <w:rPr>
-          <w:cs/>
-        </w:rPr>
-        <w:t>ขนาดเล็ก: ไฟล์มีขนาดเล็กและโหลดได้เร็ว</w:t>
-      </w:r>
-    </w:p>
-    <w:p>
-      <w:pPr>
-        <w:pStyle w:val="ListParagraph"/>
-        <w:numPr>
-          <w:ilvl w:val="0"/>
-          <w:numId w:val="7"/>
-        </w:numPr>
-        <w:spacing w:after="160" w:line="278" w:lineRule="auto"/>
-        <w:jc w:val="thaiDistribute"/>
-      </w:pPr>
-      <w:r>
-        <w:t xml:space="preserve">Flexible: </w:t>
-      </w:r>
-      <w:r>
-        <w:rPr>
-          <w:cs/>
-        </w:rPr>
-        <w:t>สามารถผสมผสานกับโครงการเดิมหรือใช้ร่วมกับเฟรม</w:t>
-      </w:r>
-      <w:proofErr w:type="spellStart"/>
-      <w:r>
-        <w:rPr>
-          <w:cs/>
-        </w:rPr>
-        <w:t>เวิร์ก</w:t>
-      </w:r>
-      <w:proofErr w:type="spellEnd"/>
-      <w:r>
-        <w:rPr>
-          <w:cs/>
-        </w:rPr>
-        <w:t>อื่น ๆ ได้</w:t>
-      </w:r>
-    </w:p>
-    <w:p>
-      <w:pPr>
-        <w:pStyle w:val="ListParagraph"/>
-        <w:numPr>
-          <w:ilvl w:val="0"/>
-          <w:numId w:val="7"/>
-        </w:numPr>
-        <w:spacing w:after="160" w:line="278" w:lineRule="auto"/>
-        <w:jc w:val="thaiDistribute"/>
-      </w:pPr>
-      <w:r>
-        <w:t xml:space="preserve">Active Community: </w:t>
-      </w:r>
-      <w:r>
-        <w:rPr>
-          <w:cs/>
-        </w:rPr>
-        <w:t>มีชุมชนขนาดใหญ่และเครื่องมือมากมาย</w:t>
-      </w:r>
-    </w:p>
-    <w:p>
-      <w:pPr>
-        <w:pStyle w:val="Heading2"/>
-      </w:pPr>
-      <w:proofErr w:type="gramStart"/>
-      <w:r>
         <w:t>2</w:t>
       </w:r>
       <w:r>
@@ -6689,7 +6097,6 @@
         <w:t xml:space="preserve">เป็นว่า </w:t>
       </w:r>
       <w:r>
-        <w:lastRenderedPageBreak/>
         <w:t xml:space="preserve">LINE Official Accounts </w:t>
       </w:r>
       <w:r>

--- a/docx/บทที่2.docx
+++ b/docx/บทที่2.docx
@@ -65,21 +65,12 @@
         <w:tab/>
         <w:t xml:space="preserve">2.1 </w:t>
       </w:r>
-      <w:proofErr w:type="spellStart"/>
-      <w:r>
-        <w:rPr>
-          <w:rFonts w:hint="cs"/>
-          <w:cs/>
-        </w:rPr>
-        <w:t>ทฤษฏี</w:t>
-      </w:r>
-      <w:proofErr w:type="spellEnd"/>
-      <w:r>
-        <w:rPr>
-          <w:rFonts w:hint="cs"/>
-          <w:cs/>
-        </w:rPr>
-        <w:t>และหลักการที่เกี่ยวข้อง</w:t>
+      <w:r>
+        <w:rPr>
+          <w:rFonts w:hint="cs"/>
+          <w:cs/>
+        </w:rPr>
+        <w:t>ทฤษฏีและหลักการที่เกี่ยวข้อง</w:t>
       </w:r>
     </w:p>
     <w:p>
@@ -231,7 +222,6 @@
       <w:pPr>
         <w:pStyle w:val="Heading2"/>
       </w:pPr>
-      <w:proofErr w:type="gramStart"/>
       <w:r>
         <w:t>2</w:t>
       </w:r>
@@ -258,7 +248,6 @@
         </w:rPr>
         <w:t>และหลักการ</w:t>
       </w:r>
-      <w:proofErr w:type="gramEnd"/>
     </w:p>
     <w:p>
       <w:r>
@@ -400,8 +389,8 @@
         </w:rPr>
         <w:lastRenderedPageBreak/>
         <w:drawing>
-          <wp:inline distT="0" distB="0" distL="0" distR="0" wp14:anchorId="69398CCA" wp14:editId="5FDB1CCA">
-            <wp:extent cx="5943600" cy="2082800"/>
+          <wp:inline distT="0" distB="0" distL="0" distR="0" wp14:anchorId="69398CCA" wp14:editId="057B16E2">
+            <wp:extent cx="5280660" cy="1850488"/>
             <wp:effectExtent l="0" t="0" r="0" b="0"/>
             <wp:docPr id="1686192320" name="Picture 1"/>
             <wp:cNvGraphicFramePr>
@@ -423,7 +412,7 @@
                   <pic:spPr>
                     <a:xfrm>
                       <a:off x="0" y="0"/>
-                      <a:ext cx="5943600" cy="2082800"/>
+                      <a:ext cx="5288517" cy="1853241"/>
                     </a:xfrm>
                     <a:prstGeom prst="rect">
                       <a:avLst/>
@@ -506,21 +495,7 @@
         <w:rPr>
           <w:cs/>
         </w:rPr>
-        <w:t>หนด สามาร</w:t>
-      </w:r>
-      <w:proofErr w:type="spellStart"/>
-      <w:r>
-        <w:rPr>
-          <w:cs/>
-        </w:rPr>
-        <w:t>ถอัป</w:t>
-      </w:r>
-      <w:proofErr w:type="spellEnd"/>
-      <w:r>
-        <w:rPr>
-          <w:cs/>
-        </w:rPr>
-        <w:t>เกรดบัญชีเป็นบัญชีรับรองหรือบัญชีพรีเมียมได้ในภายหลัง</w:t>
+        <w:t>หนด สามารถอัปเกรดบัญชีเป็นบัญชีรับรองหรือบัญชีพรีเมียมได้ในภายหลัง</w:t>
       </w:r>
     </w:p>
     <w:p>
@@ -597,21 +572,7 @@
         <w:rPr>
           <w:cs/>
         </w:rPr>
-        <w:t>หรับธุรกิจหรือองค์กรขนาดใหญ่ที่ต้องการสร้างฐานผู้ติดตามหลักล้านและมีค่าใช้จ่ายตาม</w:t>
-      </w:r>
-      <w:proofErr w:type="spellStart"/>
-      <w:r>
-        <w:rPr>
-          <w:cs/>
-        </w:rPr>
-        <w:t>แพ็กเกจ</w:t>
-      </w:r>
-      <w:proofErr w:type="spellEnd"/>
-      <w:r>
-        <w:rPr>
-          <w:cs/>
-        </w:rPr>
-        <w:t>รายเดือน</w:t>
+        <w:t>หรับธุรกิจหรือองค์กรขนาดใหญ่ที่ต้องการสร้างฐานผู้ติดตามหลักล้านและมีค่าใช้จ่ายตามแพ็กเกจรายเดือน</w:t>
       </w:r>
     </w:p>
     <w:p>
@@ -694,17 +655,23 @@
         <w:rPr>
           <w:cs/>
         </w:rPr>
+        <w:t>ระบบฐานข้อมูล (</w:t>
+      </w:r>
+      <w:r>
+        <w:t xml:space="preserve">Database System) </w:t>
+      </w:r>
+      <w:r>
+        <w:rPr>
+          <w:cs/>
+        </w:rPr>
+        <w:t>คือ ระบบที่รวบรวมข้อมูลต่าง ๆ ที่เกี่ยวข้องกันเข้าไว้ด้วยกันอย่างมีระบบมีความสัมพันธ์ระหว่างข้อมูลต่าง ๆ ที่ชัดเจน ในระบบฐานข้อมูลจะประกอบด้วย</w:t>
+      </w:r>
+      <w:r>
+        <w:rPr>
+          <w:cs/>
+        </w:rPr>
         <w:lastRenderedPageBreak/>
-        <w:t>ระบบฐานข้อมูล (</w:t>
-      </w:r>
-      <w:r>
-        <w:t xml:space="preserve">Database System) </w:t>
-      </w:r>
-      <w:r>
-        <w:rPr>
-          <w:cs/>
-        </w:rPr>
-        <w:t xml:space="preserve">คือ ระบบที่รวบรวมข้อมูลต่าง ๆ ที่เกี่ยวข้องกันเข้าไว้ด้วยกันอย่างมีระบบมีความสัมพันธ์ระหว่างข้อมูลต่าง ๆ ที่ชัดเจน ในระบบฐานข้อมูลจะประกอบด้วยแฟ้มข้อมูลหลายแฟ้มที่มีข้อมูล เกี่ยวข้องสัมพันธ์กันเข้าไว้ด้วยกันอย่างเป็นระบบและเปิดโอกาสให้ผู้ใช้สามารถใช้งานและดูแลรักษาป้องกันข้อมูลเหล่านี้ ได้อย่างมีประสิทธิภาพ โดยมีซอฟต์แวร์ที่เปรียบเสมือนสื่อกลางระหว่างผู้ใช้และโปรแกรมต่าง ๆ ที่เกี่ยวข้องกับการใช้ฐานข้อมูล เรียกว่า ระบบจัดการฐานข้อมูล หรือ </w:t>
+        <w:t xml:space="preserve">แฟ้มข้อมูลหลายแฟ้มที่มีข้อมูล เกี่ยวข้องสัมพันธ์กันเข้าไว้ด้วยกันอย่างเป็นระบบและเปิดโอกาสให้ผู้ใช้สามารถใช้งานและดูแลรักษาป้องกันข้อมูลเหล่านี้ ได้อย่างมีประสิทธิภาพ โดยมีซอฟต์แวร์ที่เปรียบเสมือนสื่อกลางระหว่างผู้ใช้และโปรแกรมต่าง ๆ ที่เกี่ยวข้องกับการใช้ฐานข้อมูล เรียกว่า ระบบจัดการฐานข้อมูล หรือ </w:t>
       </w:r>
       <w:r>
         <w:t>DBMS</w:t>
@@ -890,49 +857,7 @@
         <w:rPr>
           <w:cs/>
         </w:rPr>
-        <w:t>ซึ่งในการเชื่อมโยงกันระหว่างข้อมูลในตาราง 2 ตารางหรือมากกว่าจะเชื่อมโยงโดยใช้แอททริบิว</w:t>
-      </w:r>
-      <w:proofErr w:type="spellStart"/>
-      <w:r>
-        <w:rPr>
-          <w:cs/>
-        </w:rPr>
-        <w:t>ต์</w:t>
-      </w:r>
-      <w:proofErr w:type="spellEnd"/>
-      <w:r>
-        <w:rPr>
-          <w:cs/>
-        </w:rPr>
-        <w:t>ที่มีอยู่ในตารางที่ต้องการเชื่อมโยงข้อมูลกันโดยที่แอททริบิ</w:t>
-      </w:r>
-      <w:proofErr w:type="spellStart"/>
-      <w:r>
-        <w:rPr>
-          <w:cs/>
-        </w:rPr>
-        <w:t>วต์</w:t>
-      </w:r>
-      <w:proofErr w:type="spellEnd"/>
-      <w:r>
-        <w:rPr>
-          <w:cs/>
-        </w:rPr>
-        <w:t>จะแสดงคุณสมบัติของรี</w:t>
-      </w:r>
-      <w:proofErr w:type="spellStart"/>
-      <w:r>
-        <w:rPr>
-          <w:cs/>
-        </w:rPr>
-        <w:t>เลชั่น</w:t>
-      </w:r>
-      <w:proofErr w:type="spellEnd"/>
-      <w:r>
-        <w:rPr>
-          <w:cs/>
-        </w:rPr>
-        <w:t>ต่าง</w:t>
+        <w:t>ซึ่งในการเชื่อมโยงกันระหว่างข้อมูลในตาราง 2 ตารางหรือมากกว่าจะเชื่อมโยงโดยใช้แอททริบิวต์ที่มีอยู่ในตารางที่ต้องการเชื่อมโยงข้อมูลกันโดยที่แอททริบิวต์จะแสดงคุณสมบัติของรีเลชั่นต่าง</w:t>
       </w:r>
       <w:r>
         <w:rPr>
@@ -958,21 +883,7 @@
         <w:rPr>
           <w:cs/>
         </w:rPr>
-        <w:t>ซึ่งรี</w:t>
-      </w:r>
-      <w:proofErr w:type="spellStart"/>
-      <w:r>
-        <w:rPr>
-          <w:cs/>
-        </w:rPr>
-        <w:t>เลชั่น</w:t>
-      </w:r>
-      <w:proofErr w:type="spellEnd"/>
-      <w:r>
-        <w:rPr>
-          <w:cs/>
-        </w:rPr>
-        <w:t>ต่าง</w:t>
+        <w:t>ซึ่งรีเลชั่นต่าง</w:t>
       </w:r>
       <w:r>
         <w:rPr>
@@ -1011,21 +922,7 @@
         <w:rPr>
           <w:cs/>
         </w:rPr>
-        <w:t>รี</w:t>
-      </w:r>
-      <w:proofErr w:type="spellStart"/>
-      <w:r>
-        <w:rPr>
-          <w:cs/>
-        </w:rPr>
-        <w:t>เลชั่น</w:t>
-      </w:r>
-      <w:proofErr w:type="spellEnd"/>
-      <w:r>
-        <w:rPr>
-          <w:cs/>
-        </w:rPr>
-        <w:t>ให้เป็นบรรทัดฐาน</w:t>
+        <w:t>รีเลชั่นให้เป็นบรรทัดฐาน</w:t>
       </w:r>
       <w:r>
         <w:rPr>
@@ -1145,11 +1042,81 @@
         <w:rPr>
           <w:cs/>
         </w:rPr>
+        <w:t>ระบบการจัดการฐานข้อมูล (</w:t>
+      </w:r>
+      <w:r>
+        <w:t>DBMS: Database</w:t>
+      </w:r>
+      <w:r>
+        <w:rPr>
+          <w:rFonts w:hint="cs"/>
+          <w:cs/>
+        </w:rPr>
+        <w:t xml:space="preserve"> </w:t>
+      </w:r>
+      <w:r>
+        <w:t xml:space="preserve">Management System) </w:t>
+      </w:r>
+      <w:r>
+        <w:rPr>
+          <w:cs/>
+        </w:rPr>
+        <w:t>คือ กลุ่มโปรแกรมหรือซอฟต์แวร์ชนิดหนึ่ง ที่สร้างขึ้นมาเพื่อท</w:t>
+      </w:r>
+      <w:r>
+        <w:rPr>
+          <w:rFonts w:hint="cs"/>
+          <w:cs/>
+        </w:rPr>
+        <w:t>ำ</w:t>
+      </w:r>
+      <w:r>
+        <w:rPr>
+          <w:cs/>
+        </w:rPr>
+        <w:t>หน้าที่บริหารฐานข้อมูลโดยตรง ให้มีประสิทธิภาพมาก</w:t>
+      </w:r>
+      <w:r>
+        <w:rPr>
+          <w:cs/>
+        </w:rPr>
         <w:lastRenderedPageBreak/>
-        <w:t>ระบบการจัดการฐานข้อมูล (</w:t>
-      </w:r>
-      <w:r>
-        <w:t>DBMS: Database</w:t>
+        <w:t>ที่สุด เป็นเครื่องมือที่ช่วยอ</w:t>
+      </w:r>
+      <w:r>
+        <w:rPr>
+          <w:rFonts w:hint="cs"/>
+          <w:cs/>
+        </w:rPr>
+        <w:t>ำ</w:t>
+      </w:r>
+      <w:r>
+        <w:rPr>
+          <w:cs/>
+        </w:rPr>
+        <w:t>นวยความสะดวกให้ผู้ใช้สามารถเข้าถึงข้อมูลได้ ระบบที่ใช้ในการจัดการฐานข้อมูล ท</w:t>
+      </w:r>
+      <w:r>
+        <w:rPr>
+          <w:rFonts w:hint="cs"/>
+          <w:cs/>
+        </w:rPr>
+        <w:t>ำ</w:t>
+      </w:r>
+      <w:r>
+        <w:rPr>
+          <w:cs/>
+        </w:rPr>
+        <w:t xml:space="preserve">หน้าที่เป็นตัวกลางในการติดต่อระหว่างผู้ใช้กับฐานข้อมูล ตัวอย่างของ </w:t>
+      </w:r>
+      <w:r>
+        <w:t xml:space="preserve">DBMS </w:t>
+      </w:r>
+      <w:r>
+        <w:rPr>
+          <w:cs/>
+        </w:rPr>
+        <w:t>ที่นิยมใช้ในปัจจุบัน ได้แก่</w:t>
       </w:r>
       <w:r>
         <w:rPr>
@@ -1159,13 +1126,13 @@
         <w:t xml:space="preserve"> </w:t>
       </w:r>
       <w:r>
-        <w:t xml:space="preserve">Management System) </w:t>
-      </w:r>
-      <w:r>
-        <w:rPr>
-          <w:cs/>
-        </w:rPr>
-        <w:t>คือ กลุ่มโปรแกรมหรือซอฟต์แวร์ชนิดหนึ่ง ที่สร้างขึ้นมาเพื่อท</w:t>
+        <w:t>Microsoft Access, FoxPro, SQL Server, Oracle, Informix, DB</w:t>
+      </w:r>
+      <w:r>
+        <w:rPr>
+          <w:cs/>
+        </w:rPr>
+        <w:t>2 โดยมีหน้าที่ส</w:t>
       </w:r>
       <w:r>
         <w:rPr>
@@ -1178,7 +1145,20 @@
         <w:rPr>
           <w:cs/>
         </w:rPr>
-        <w:t>หน้าที่บริหารฐานข้อมูลโดยตรง ให้มีประสิทธิภาพมากที่สุด เป็นเครื่องมือที่ช่วยอ</w:t>
+        <w:t>คัญที่ต้องกระท</w:t>
+      </w:r>
+      <w:r>
+        <w:rPr>
+          <w:rFonts w:hint="cs"/>
+          <w:cs/>
+        </w:rPr>
+        <w:t xml:space="preserve">ำ </w:t>
+      </w:r>
+      <w:r>
+        <w:rPr>
+          <w:cs/>
+        </w:rPr>
+        <w:t>ได้แก่ การจัดการพจนานุกรมข้อมูลการจัดเก็บข้อมูล การควบคุมการเข้าถึงข้อมูลจากผู้ใช้หลายคนการส</w:t>
       </w:r>
       <w:r>
         <w:rPr>
@@ -1191,7 +1171,78 @@
         <w:rPr>
           <w:cs/>
         </w:rPr>
-        <w:t>นวยความสะดวกให้ผู้ใช้สามารถเข้าถึงข้อมูลได้ ระบบที่ใช้ในการจัดการฐานข้อมูล ท</w:t>
+        <w:t>รองและการกู้คืนข้อมูล และภาษาที่ใช้ในการเข้าถึงฐานข้อมูลและการเชื่อมต่อกับโปรแกรมประยุกต์</w:t>
+      </w:r>
+    </w:p>
+    <w:p>
+      <w:pPr>
+        <w:ind w:firstLine="720"/>
+        <w:jc w:val="thaiDistribute"/>
+      </w:pPr>
+    </w:p>
+    <w:p>
+      <w:pPr>
+        <w:ind w:firstLine="720"/>
+        <w:jc w:val="thaiDistribute"/>
+      </w:pPr>
+      <w:r>
+        <w:rPr>
+          <w:rFonts w:hint="cs"/>
+          <w:cs/>
+        </w:rPr>
+        <w:t xml:space="preserve">2.1.3 </w:t>
+      </w:r>
+      <w:r>
+        <w:rPr>
+          <w:cs/>
+        </w:rPr>
+        <w:t>เว็บแอปพลิเคชัน (</w:t>
+      </w:r>
+      <w:r>
+        <w:t>Web Application)</w:t>
+      </w:r>
+    </w:p>
+    <w:p>
+      <w:pPr>
+        <w:ind w:firstLine="720"/>
+        <w:jc w:val="thaiDistribute"/>
+      </w:pPr>
+      <w:r>
+        <w:rPr>
+          <w:cs/>
+        </w:rPr>
+        <w:t>เว็บแอปพลิเคชัน (</w:t>
+      </w:r>
+      <w:r>
+        <w:t xml:space="preserve">Web Application) </w:t>
+      </w:r>
+      <w:r>
+        <w:rPr>
+          <w:cs/>
+        </w:rPr>
+        <w:t>หรือ โปรแกรมประยุกต์บนเว็บ คือ การเขียนโปรแกรมให้ตอบสนองกั</w:t>
+      </w:r>
+      <w:r>
+        <w:rPr>
+          <w:rFonts w:hint="cs"/>
+          <w:cs/>
+        </w:rPr>
+        <w:t>บ</w:t>
+      </w:r>
+      <w:r>
+        <w:rPr>
+          <w:cs/>
+        </w:rPr>
+        <w:t>ความต้องการของผู้ใช้งานมากที่สุด เป็นการใช้งานของผู้ใช้ผ่านเว็บบราวเซอร์ (</w:t>
+      </w:r>
+      <w:r>
+        <w:t xml:space="preserve">Web Browser) </w:t>
+      </w:r>
+      <w:r>
+        <w:rPr>
+          <w:cs/>
+        </w:rPr>
+        <w:t>โดยเครื่องที่ใช้งานไม่จ</w:t>
       </w:r>
       <w:r>
         <w:rPr>
@@ -1204,16 +1255,10 @@
         <w:rPr>
           <w:cs/>
         </w:rPr>
-        <w:t xml:space="preserve">หน้าที่เป็นตัวกลางในการติดต่อระหว่างผู้ใช้กับฐานข้อมูล ตัวอย่างของ </w:t>
-      </w:r>
-      <w:r>
-        <w:t xml:space="preserve">DBMS </w:t>
-      </w:r>
-      <w:r>
-        <w:rPr>
-          <w:cs/>
-        </w:rPr>
-        <w:t>ที่นิยมใช้ในปัจจุบัน ได้แก่</w:t>
+        <w:t xml:space="preserve">เป็นต้องติดตั้งโปรแกรม และใช้ </w:t>
+      </w:r>
+      <w:r>
+        <w:t>HTTP</w:t>
       </w:r>
       <w:r>
         <w:rPr>
@@ -1223,13 +1268,47 @@
         <w:t xml:space="preserve"> </w:t>
       </w:r>
       <w:r>
-        <w:t>Microsoft Access, FoxPro, SQL Server, Oracle, Informix, DB</w:t>
-      </w:r>
-      <w:r>
-        <w:rPr>
-          <w:cs/>
-        </w:rPr>
-        <w:t>2 โดยมีหน้าที่ส</w:t>
+        <w:rPr>
+          <w:cs/>
+        </w:rPr>
+        <w:t>(</w:t>
+      </w:r>
+      <w:r>
+        <w:t xml:space="preserve">Hypertext Transfer Protocol) </w:t>
+      </w:r>
+      <w:r>
+        <w:rPr>
+          <w:cs/>
+        </w:rPr>
+        <w:t xml:space="preserve">หรือ </w:t>
+      </w:r>
+      <w:r>
+        <w:t>HTTPS (Hypertext Transfer Protocol over Secure</w:t>
+      </w:r>
+      <w:r>
+        <w:rPr>
+          <w:rFonts w:hint="cs"/>
+          <w:cs/>
+        </w:rPr>
+        <w:t xml:space="preserve"> </w:t>
+      </w:r>
+      <w:r>
+        <w:t xml:space="preserve">Socket Layer </w:t>
+      </w:r>
+      <w:r>
+        <w:rPr>
+          <w:cs/>
+        </w:rPr>
+        <w:t xml:space="preserve">หรือ </w:t>
+      </w:r>
+      <w:r>
+        <w:t xml:space="preserve">Http over SSL) </w:t>
+      </w:r>
+      <w:r>
+        <w:rPr>
+          <w:cs/>
+        </w:rPr>
+        <w:t>ที่เป็นโปรโตคอลส</w:t>
       </w:r>
       <w:r>
         <w:rPr>
@@ -1242,20 +1321,76 @@
         <w:rPr>
           <w:cs/>
         </w:rPr>
-        <w:t>คัญที่ต้องกระท</w:t>
-      </w:r>
-      <w:r>
-        <w:rPr>
-          <w:rFonts w:hint="cs"/>
-          <w:cs/>
-        </w:rPr>
-        <w:t xml:space="preserve">ำ </w:t>
-      </w:r>
-      <w:r>
-        <w:rPr>
-          <w:cs/>
-        </w:rPr>
-        <w:t>ได้แก่ การจัดการพจนานุกรมข้อมูลการจัดเก็บข้อมูล การควบคุมการเข้าถึงข้อมูลจากผู้ใช้หลายคนการส</w:t>
+        <w:t>หรับสื่อสารจะใช้เมื่อเรียกโปรแกรมผ่าน</w:t>
+      </w:r>
+      <w:r>
+        <w:rPr>
+          <w:rFonts w:hint="cs"/>
+          <w:cs/>
+        </w:rPr>
+        <w:t xml:space="preserve"> </w:t>
+      </w:r>
+      <w:r>
+        <w:t xml:space="preserve">Browser </w:t>
+      </w:r>
+      <w:r>
+        <w:rPr>
+          <w:cs/>
+        </w:rPr>
+        <w:t xml:space="preserve">เช่น </w:t>
+      </w:r>
+      <w:r>
+        <w:t xml:space="preserve">Chrome, Firefox, Internet Explorer </w:t>
+      </w:r>
+      <w:r>
+        <w:rPr>
+          <w:cs/>
+        </w:rPr>
+        <w:t xml:space="preserve">เพื่อเรียกดูข้อมูลเว็บที่ให้ </w:t>
+      </w:r>
+      <w:r>
+        <w:t xml:space="preserve">Server </w:t>
+      </w:r>
+      <w:r>
+        <w:rPr>
+          <w:cs/>
+        </w:rPr>
+        <w:t>หรือเครื่องแม่ข่ายส่งข้อมูลมาให้เพื่อจะได้แสดงผลบนหน้าจอได้อย่างถูกต้อง</w:t>
+      </w:r>
+      <w:r>
+        <w:rPr>
+          <w:rFonts w:hint="cs"/>
+          <w:cs/>
+        </w:rPr>
+        <w:t xml:space="preserve"> </w:t>
+      </w:r>
+      <w:r>
+        <w:rPr>
+          <w:cs/>
+        </w:rPr>
+        <w:t>ในการส่งผ่านข้อมูลมีเครื่อ</w:t>
+      </w:r>
+      <w:r>
+        <w:rPr>
+          <w:rFonts w:hint="cs"/>
+          <w:cs/>
+        </w:rPr>
+        <w:t>ง</w:t>
+      </w:r>
+      <w:r>
+        <w:rPr>
+          <w:cs/>
+        </w:rPr>
+        <w:t>คอมพิวเตอร์ที่เป็นเครื่องแม่ข่าย (</w:t>
+      </w:r>
+      <w:r>
+        <w:t xml:space="preserve">Server) </w:t>
+      </w:r>
+      <w:r>
+        <w:rPr>
+          <w:cs/>
+        </w:rPr>
+        <w:t>ส</w:t>
       </w:r>
       <w:r>
         <w:rPr>
@@ -1268,7 +1403,29 @@
         <w:rPr>
           <w:cs/>
         </w:rPr>
-        <w:t>รองและการกู้คืนข้อมูล และภาษาที่ใช้ในการเข้าถึงฐานข้อมูลและการเชื่อมต่อกับโปรแกรมประยุกต์</w:t>
+        <w:t>หรับประมวลผลและมีเครื่องลูกข่าย (</w:t>
+      </w:r>
+      <w:r>
+        <w:t xml:space="preserve">Client) </w:t>
+      </w:r>
+      <w:r>
+        <w:rPr>
+          <w:cs/>
+        </w:rPr>
+        <w:t>เป็นผู้ใช้งานระบบผ่านเครือข่ายคอมพิวเตอร์อินเตอร์เน็ต หรือ อิน</w:t>
+      </w:r>
+      <w:r>
+        <w:rPr>
+          <w:rFonts w:hint="cs"/>
+          <w:cs/>
+        </w:rPr>
+        <w:t>เทอร์</w:t>
+      </w:r>
+      <w:r>
+        <w:rPr>
+          <w:cs/>
+        </w:rPr>
+        <w:t>เน็ตขององค์กร</w:t>
       </w:r>
     </w:p>
     <w:p>
@@ -1276,6 +1433,178 @@
         <w:ind w:firstLine="720"/>
         <w:jc w:val="thaiDistribute"/>
       </w:pPr>
+      <w:r>
+        <w:rPr>
+          <w:cs/>
+        </w:rPr>
+        <w:t>เว็บแอปพลิเคชันเป็นที่นิยมเนื่องจากความสามารถในการอัพเดทและดูแลโดยไม่ต้องแจกจ่ายและติดตั้</w:t>
+      </w:r>
+      <w:r>
+        <w:rPr>
+          <w:rFonts w:hint="cs"/>
+          <w:cs/>
+        </w:rPr>
+        <w:t>ง</w:t>
+      </w:r>
+      <w:r>
+        <w:rPr>
+          <w:cs/>
+        </w:rPr>
+        <w:t>ซอฟต์แวร์บนเครื่องผู้ใช้ สามารถแสดงผลได้ทุกหน้าจอเช่น คอมพิวเตอร์สมาร์ทโฟน แท็บเล็ต เพราะสามารถยืดหยุ</w:t>
+      </w:r>
+      <w:r>
+        <w:rPr>
+          <w:rFonts w:hint="cs"/>
+          <w:cs/>
+        </w:rPr>
+        <w:t>่น</w:t>
+      </w:r>
+      <w:r>
+        <w:rPr>
+          <w:cs/>
+        </w:rPr>
+        <w:t>ได้ตามสภาพของส่วนติดต่อระหว่างผู้ใช้กับระบบ</w:t>
+      </w:r>
+      <w:r>
+        <w:rPr>
+          <w:rFonts w:hint="cs"/>
+          <w:cs/>
+        </w:rPr>
+        <w:t xml:space="preserve"> </w:t>
+      </w:r>
+      <w:r>
+        <w:rPr>
+          <w:cs/>
+        </w:rPr>
+        <w:t>(</w:t>
+      </w:r>
+      <w:r>
+        <w:t xml:space="preserve">User Interface) </w:t>
+      </w:r>
+      <w:r>
+        <w:rPr>
+          <w:cs/>
+        </w:rPr>
+        <w:t xml:space="preserve">ตัวอย่างระบบงานที่เหมาะกับเว็บแอปพลิเคชัน ได้แก่ ระบบ </w:t>
+      </w:r>
+      <w:r>
+        <w:t>E-Commerce,</w:t>
+      </w:r>
+      <w:r>
+        <w:rPr>
+          <w:cs/>
+        </w:rPr>
+        <w:t xml:space="preserve">ระบบ </w:t>
+      </w:r>
+      <w:r>
+        <w:t xml:space="preserve">Booking, </w:t>
+      </w:r>
+      <w:r>
+        <w:rPr>
+          <w:cs/>
+        </w:rPr>
+        <w:t xml:space="preserve">ระบบ </w:t>
+      </w:r>
+      <w:r>
+        <w:t xml:space="preserve">CMS Systems, </w:t>
+      </w:r>
+      <w:r>
+        <w:rPr>
+          <w:cs/>
+        </w:rPr>
+        <w:t xml:space="preserve">ระบบ </w:t>
+      </w:r>
+      <w:r>
+        <w:t xml:space="preserve">e-Book, </w:t>
+      </w:r>
+      <w:r>
+        <w:rPr>
+          <w:cs/>
+        </w:rPr>
+        <w:t>ระบบจองสินค้าออนไลน์การจองที่พัก การจองโปรแกรมทัวร์ จองตั๋วหนัง เป็นต้น ซึ่งร้าน</w:t>
+      </w:r>
+      <w:r>
+        <w:rPr>
+          <w:rFonts w:hint="cs"/>
+          <w:cs/>
+        </w:rPr>
+        <w:t>ดีวารีสปา</w:t>
+      </w:r>
+      <w:r>
+        <w:rPr>
+          <w:cs/>
+        </w:rPr>
+        <w:t xml:space="preserve"> ได้น</w:t>
+      </w:r>
+      <w:r>
+        <w:rPr>
+          <w:rFonts w:hint="cs"/>
+          <w:cs/>
+        </w:rPr>
+        <w:t>ำ</w:t>
+      </w:r>
+      <w:r>
+        <w:rPr>
+          <w:cs/>
+        </w:rPr>
+        <w:t xml:space="preserve">เว็บแอปพลิเคชันเข้ามาประยุกต์ใช้ในการเพิ่มประสิทธิภาพของกระบวนการ และพัฒนาระบบโดยใช้ภาษา </w:t>
+      </w:r>
+      <w:r>
+        <w:t xml:space="preserve">PHP, HTML, JavaScript, CSS, jQuery </w:t>
+      </w:r>
+      <w:r>
+        <w:rPr>
+          <w:cs/>
+        </w:rPr>
+        <w:t>ซึ่งผู้พัฒนาระบบได้เขียนโปรแกรมให้ตอบสนองการใช้งานขึ้นมา จนกลายมาเป็นโปรแกรมประยุกต์บนเว็บหรือเว็บแอปพลิเคชัน โดยจะมี</w:t>
+      </w:r>
+      <w:r>
+        <w:rPr>
+          <w:rFonts w:hint="cs"/>
+          <w:cs/>
+        </w:rPr>
+        <w:t xml:space="preserve"> </w:t>
+      </w:r>
+      <w:r>
+        <w:t xml:space="preserve">Domain Name System (DNS) </w:t>
+      </w:r>
+      <w:r>
+        <w:rPr>
+          <w:cs/>
+        </w:rPr>
+        <w:t>ที่เป็นชื่อของเว็บแอปพลิเคชันของร้าน</w:t>
+      </w:r>
+      <w:r>
+        <w:rPr>
+          <w:rFonts w:hint="cs"/>
+          <w:cs/>
+        </w:rPr>
+        <w:t>ดีวารีสปา</w:t>
+      </w:r>
+      <w:r>
+        <w:rPr>
+          <w:cs/>
+        </w:rPr>
+        <w:t xml:space="preserve"> และ เว็บโฮสติ้ง (</w:t>
+      </w:r>
+      <w:r>
+        <w:t xml:space="preserve">Web Hosting) </w:t>
+      </w:r>
+      <w:r>
+        <w:rPr>
+          <w:cs/>
+        </w:rPr>
+        <w:t xml:space="preserve">ที่เป็นที่ฝากเว็บแอปพลิเคชันไว้กับผู้ให้บริการหรือ </w:t>
+      </w:r>
+      <w:r>
+        <w:t xml:space="preserve">Server </w:t>
+      </w:r>
+      <w:r>
+        <w:rPr>
+          <w:cs/>
+        </w:rPr>
+        <w:t>เพื่อให้สามารถออนไลน์และเรียกใช้งานได้ตลอดเวลา</w:t>
+      </w:r>
     </w:p>
     <w:p>
       <w:pPr>
@@ -1287,16 +1616,11 @@
           <w:rFonts w:hint="cs"/>
           <w:cs/>
         </w:rPr>
-        <w:t xml:space="preserve">2.1.3 </w:t>
-      </w:r>
-      <w:r>
-        <w:rPr>
-          <w:cs/>
-        </w:rPr>
-        <w:t>เว็บแอปพลิเคชัน (</w:t>
-      </w:r>
-      <w:r>
-        <w:t>Web Application)</w:t>
+        <w:lastRenderedPageBreak/>
+        <w:t xml:space="preserve">2.1.4 </w:t>
+      </w:r>
+      <w:r>
+        <w:t>PHP</w:t>
       </w:r>
     </w:p>
     <w:p>
@@ -1305,41 +1629,94 @@
         <w:jc w:val="thaiDistribute"/>
       </w:pPr>
       <w:r>
-        <w:rPr>
-          <w:cs/>
-        </w:rPr>
-        <w:t>เว็บแอปพลิเคชัน (</w:t>
-      </w:r>
-      <w:r>
-        <w:t xml:space="preserve">Web Application) </w:t>
-      </w:r>
-      <w:r>
-        <w:rPr>
-          <w:cs/>
-        </w:rPr>
-        <w:t>หรือ โปรแกรมประยุกต์บนเว็บ คือ การเขียนโปรแกรมให้ตอบสนองกั</w:t>
-      </w:r>
-      <w:r>
-        <w:rPr>
-          <w:rFonts w:hint="cs"/>
-          <w:cs/>
-        </w:rPr>
-        <w:t>บ</w:t>
-      </w:r>
-      <w:r>
-        <w:rPr>
-          <w:cs/>
-        </w:rPr>
-        <w:t>ความต้องการของผู้ใช้งานมากที่สุด เป็นการใช้งานของผู้ใช้ผ่านเว็บบราวเซอร์ (</w:t>
-      </w:r>
-      <w:r>
-        <w:t xml:space="preserve">Web Browser) </w:t>
-      </w:r>
-      <w:r>
-        <w:rPr>
-          <w:cs/>
-        </w:rPr>
-        <w:t>โดยเครื่องที่ใช้งานไม่จ</w:t>
+        <w:t>PHP (</w:t>
+      </w:r>
+      <w:r>
+        <w:t>PHP Hypertext Preprocessor</w:t>
+      </w:r>
+      <w:r>
+        <w:t xml:space="preserve">) </w:t>
+      </w:r>
+      <w:r>
+        <w:rPr>
+          <w:cs/>
+        </w:rPr>
+        <w:t>เป็นภาษาสคริปต์</w:t>
+      </w:r>
+      <w:r>
+        <w:t xml:space="preserve"> (Script language) </w:t>
+      </w:r>
+      <w:r>
+        <w:rPr>
+          <w:cs/>
+        </w:rPr>
+        <w:t xml:space="preserve">และ </w:t>
+      </w:r>
+      <w:r>
+        <w:t xml:space="preserve">PHP </w:t>
+      </w:r>
+      <w:r>
+        <w:rPr>
+          <w:cs/>
+        </w:rPr>
+        <w:t>ยังเป็นภาษาท</w:t>
+      </w:r>
+      <w:r>
+        <w:rPr>
+          <w:rFonts w:hint="cs"/>
+          <w:cs/>
+        </w:rPr>
+        <w:t>ี่</w:t>
+      </w:r>
+      <w:r>
+        <w:rPr>
+          <w:cs/>
+        </w:rPr>
+        <w:t xml:space="preserve">เรียกว่า </w:t>
+      </w:r>
+      <w:r>
+        <w:t xml:space="preserve">Secure Socket Layer (SSL) </w:t>
+      </w:r>
+      <w:r>
+        <w:rPr>
+          <w:cs/>
+        </w:rPr>
+        <w:t xml:space="preserve">หรือ </w:t>
+      </w:r>
+      <w:r>
+        <w:t xml:space="preserve">HTMLembedded scripting language </w:t>
+      </w:r>
+      <w:r>
+        <w:rPr>
+          <w:cs/>
+        </w:rPr>
+        <w:t>ซึ่งเป็นเคร</w:t>
+      </w:r>
+      <w:r>
+        <w:rPr>
+          <w:rFonts w:hint="cs"/>
+          <w:cs/>
+        </w:rPr>
+        <w:t>ี่</w:t>
+      </w:r>
+      <w:r>
+        <w:rPr>
+          <w:cs/>
+        </w:rPr>
+        <w:t>องมือที่สําค</w:t>
+      </w:r>
+      <w:r>
+        <w:rPr>
+          <w:rFonts w:hint="cs"/>
+          <w:cs/>
+        </w:rPr>
+        <w:t>ั</w:t>
+      </w:r>
+      <w:r>
+        <w:rPr>
+          <w:cs/>
+        </w:rPr>
+        <w:t>ญท</w:t>
       </w:r>
       <w:r>
         <w:rPr>
@@ -1352,10 +1729,49 @@
         <w:rPr>
           <w:cs/>
         </w:rPr>
-        <w:t xml:space="preserve">เป็นต้องติดตั้งโปรแกรม และใช้ </w:t>
-      </w:r>
-      <w:r>
-        <w:t>HTTP</w:t>
+        <w:t>ให</w:t>
+      </w:r>
+      <w:r>
+        <w:rPr>
+          <w:rFonts w:hint="cs"/>
+          <w:cs/>
+        </w:rPr>
+        <w:t>้</w:t>
+      </w:r>
+      <w:r>
+        <w:rPr>
+          <w:cs/>
+        </w:rPr>
+        <w:t>สามารถใส</w:t>
+      </w:r>
+      <w:r>
+        <w:rPr>
+          <w:rFonts w:hint="cs"/>
+          <w:cs/>
+        </w:rPr>
+        <w:t>่</w:t>
+      </w:r>
+      <w:r>
+        <w:rPr>
+          <w:cs/>
+        </w:rPr>
+        <w:t>สคริปต</w:t>
+      </w:r>
+      <w:r>
+        <w:rPr>
+          <w:rFonts w:hint="cs"/>
+          <w:cs/>
+        </w:rPr>
+        <w:t>์</w:t>
+      </w:r>
+      <w:r>
+        <w:rPr>
+          <w:cs/>
+        </w:rPr>
+        <w:t xml:space="preserve">ของ </w:t>
+      </w:r>
+      <w:r>
+        <w:t>PHP</w:t>
       </w:r>
       <w:r>
         <w:rPr>
@@ -1368,10 +1784,794 @@
         <w:rPr>
           <w:cs/>
         </w:rPr>
-        <w:t>(</w:t>
-      </w:r>
-      <w:r>
-        <w:t xml:space="preserve">Hypertext Transfer Protocol) </w:t>
+        <w:t>ไว</w:t>
+      </w:r>
+      <w:r>
+        <w:rPr>
+          <w:rFonts w:hint="cs"/>
+          <w:cs/>
+        </w:rPr>
+        <w:t>้</w:t>
+      </w:r>
+      <w:r>
+        <w:rPr>
+          <w:cs/>
+        </w:rPr>
+        <w:t>ในเอกสาร เอชทีเอ็มแอล (</w:t>
+      </w:r>
+      <w:r>
+        <w:t xml:space="preserve">HTML) </w:t>
+      </w:r>
+      <w:r>
+        <w:rPr>
+          <w:cs/>
+        </w:rPr>
+        <w:t>ได้เลย</w:t>
+      </w:r>
+      <w:r>
+        <w:rPr>
+          <w:rFonts w:hint="cs"/>
+          <w:cs/>
+        </w:rPr>
+        <w:t xml:space="preserve"> </w:t>
+      </w:r>
+      <w:r>
+        <w:rPr>
+          <w:cs/>
+        </w:rPr>
+        <w:t xml:space="preserve"> เม</w:t>
+      </w:r>
+      <w:r>
+        <w:rPr>
+          <w:rFonts w:hint="cs"/>
+          <w:cs/>
+        </w:rPr>
+        <w:t>ื่</w:t>
+      </w:r>
+      <w:r>
+        <w:rPr>
+          <w:cs/>
+        </w:rPr>
+        <w:t>อเอกสารของเอชทีเอ็มแอลน</w:t>
+      </w:r>
+      <w:r>
+        <w:rPr>
+          <w:rFonts w:hint="cs"/>
+          <w:cs/>
+        </w:rPr>
+        <w:t>ั้น</w:t>
+      </w:r>
+      <w:r>
+        <w:rPr>
+          <w:cs/>
+        </w:rPr>
+        <w:t>ถูกเรียกข</w:t>
+      </w:r>
+      <w:r>
+        <w:rPr>
+          <w:rFonts w:hint="cs"/>
+          <w:cs/>
+        </w:rPr>
+        <w:t>ึ้</w:t>
+      </w:r>
+      <w:r>
+        <w:rPr>
+          <w:cs/>
+        </w:rPr>
+        <w:t>นมา เว็บเซิร์ฟเวอร์ (</w:t>
+      </w:r>
+      <w:r>
+        <w:t xml:space="preserve">web server) </w:t>
+      </w:r>
+      <w:r>
+        <w:rPr>
+          <w:cs/>
+        </w:rPr>
+        <w:t>ก็จะตรวจสอบก่อนท</w:t>
+      </w:r>
+      <w:r>
+        <w:rPr>
+          <w:rFonts w:hint="cs"/>
+          <w:cs/>
+        </w:rPr>
+        <w:t>ี่</w:t>
+      </w:r>
+      <w:r>
+        <w:rPr>
+          <w:cs/>
+        </w:rPr>
+        <w:t>จะส่งเอกสารน</w:t>
+      </w:r>
+      <w:r>
+        <w:rPr>
+          <w:rFonts w:hint="cs"/>
+          <w:cs/>
+        </w:rPr>
+        <w:t>ั้</w:t>
+      </w:r>
+      <w:r>
+        <w:rPr>
+          <w:cs/>
+        </w:rPr>
+        <w:t>นออกไปว่าภายในเอกสารมีสคริปต์</w:t>
+      </w:r>
+      <w:r>
+        <w:t xml:space="preserve"> </w:t>
+      </w:r>
+      <w:r>
+        <w:rPr>
+          <w:cs/>
+        </w:rPr>
+        <w:t xml:space="preserve">ของ </w:t>
+      </w:r>
+      <w:r>
+        <w:t xml:space="preserve">PHP </w:t>
+      </w:r>
+      <w:r>
+        <w:rPr>
+          <w:cs/>
+        </w:rPr>
+        <w:t>อย</w:t>
+      </w:r>
+      <w:r>
+        <w:rPr>
+          <w:rFonts w:hint="cs"/>
+          <w:cs/>
+        </w:rPr>
+        <w:t>ู่หรื</w:t>
+      </w:r>
+      <w:r>
+        <w:rPr>
+          <w:cs/>
+        </w:rPr>
+        <w:t>อไม่</w:t>
+      </w:r>
+      <w:r>
+        <w:rPr>
+          <w:rFonts w:hint="cs"/>
+          <w:cs/>
+        </w:rPr>
+        <w:t xml:space="preserve"> </w:t>
+      </w:r>
+      <w:r>
+        <w:rPr>
+          <w:cs/>
+        </w:rPr>
+        <w:t>ถ้ามีเว</w:t>
+      </w:r>
+      <w:r>
+        <w:rPr>
+          <w:rFonts w:hint="cs"/>
+          <w:cs/>
+        </w:rPr>
+        <w:t>็บเซิ</w:t>
+      </w:r>
+      <w:r>
+        <w:rPr>
+          <w:cs/>
+        </w:rPr>
+        <w:t>ร์ฟเวอร์ก็จะท</w:t>
+      </w:r>
+      <w:r>
+        <w:rPr>
+          <w:rFonts w:hint="cs"/>
+          <w:cs/>
+        </w:rPr>
+        <w:t>ำ</w:t>
+      </w:r>
+      <w:r>
+        <w:rPr>
+          <w:cs/>
+        </w:rPr>
+        <w:t>งานในส</w:t>
+      </w:r>
+      <w:r>
+        <w:rPr>
+          <w:rFonts w:hint="cs"/>
+          <w:cs/>
+        </w:rPr>
+        <w:t>่</w:t>
+      </w:r>
+      <w:r>
+        <w:rPr>
+          <w:cs/>
+        </w:rPr>
+        <w:t>วนของสคริปต</w:t>
+      </w:r>
+      <w:r>
+        <w:rPr>
+          <w:rFonts w:hint="cs"/>
+          <w:cs/>
+        </w:rPr>
+        <w:t>์</w:t>
+      </w:r>
+      <w:r>
+        <w:rPr>
+          <w:cs/>
+        </w:rPr>
+        <w:t xml:space="preserve"> </w:t>
+      </w:r>
+      <w:r>
+        <w:t>PHP</w:t>
+      </w:r>
+      <w:r>
+        <w:rPr>
+          <w:rFonts w:hint="cs"/>
+          <w:cs/>
+        </w:rPr>
+        <w:t xml:space="preserve"> </w:t>
+      </w:r>
+      <w:r>
+        <w:rPr>
+          <w:cs/>
+        </w:rPr>
+        <w:t>ให</w:t>
+      </w:r>
+      <w:r>
+        <w:rPr>
+          <w:rFonts w:hint="cs"/>
+          <w:cs/>
+        </w:rPr>
+        <w:t>้</w:t>
+      </w:r>
+      <w:r>
+        <w:rPr>
+          <w:cs/>
+        </w:rPr>
+        <w:t>เสร</w:t>
+      </w:r>
+      <w:r>
+        <w:rPr>
+          <w:rFonts w:hint="cs"/>
+          <w:cs/>
+        </w:rPr>
+        <w:t>็</w:t>
+      </w:r>
+      <w:r>
+        <w:rPr>
+          <w:cs/>
+        </w:rPr>
+        <w:t>จก่อน แล</w:t>
+      </w:r>
+      <w:r>
+        <w:rPr>
+          <w:rFonts w:hint="cs"/>
+          <w:cs/>
+        </w:rPr>
+        <w:t>้</w:t>
+      </w:r>
+      <w:r>
+        <w:rPr>
+          <w:cs/>
+        </w:rPr>
+        <w:t>วเอาผลล</w:t>
+      </w:r>
+      <w:r>
+        <w:rPr>
+          <w:rFonts w:hint="cs"/>
+          <w:cs/>
+        </w:rPr>
+        <w:t>ั</w:t>
+      </w:r>
+      <w:r>
+        <w:rPr>
+          <w:cs/>
+        </w:rPr>
+        <w:t>พธ</w:t>
+      </w:r>
+      <w:r>
+        <w:rPr>
+          <w:rFonts w:hint="cs"/>
+          <w:cs/>
+        </w:rPr>
+        <w:t>์</w:t>
+      </w:r>
+      <w:r>
+        <w:rPr>
+          <w:cs/>
+        </w:rPr>
+        <w:t>ที่ได</w:t>
+      </w:r>
+      <w:r>
+        <w:rPr>
+          <w:rFonts w:hint="cs"/>
+          <w:cs/>
+        </w:rPr>
+        <w:t>้</w:t>
+      </w:r>
+      <w:r>
+        <w:rPr>
+          <w:cs/>
+        </w:rPr>
+        <w:t>รวมก</w:t>
+      </w:r>
+      <w:r>
+        <w:rPr>
+          <w:rFonts w:hint="cs"/>
+          <w:cs/>
+        </w:rPr>
+        <w:t>ั</w:t>
+      </w:r>
+      <w:r>
+        <w:rPr>
+          <w:cs/>
+        </w:rPr>
+        <w:t>บเน</w:t>
+      </w:r>
+      <w:r>
+        <w:rPr>
+          <w:rFonts w:hint="cs"/>
+          <w:cs/>
+        </w:rPr>
+        <w:t>ื้</w:t>
+      </w:r>
+      <w:r>
+        <w:rPr>
+          <w:cs/>
+        </w:rPr>
+        <w:t>อหาของเอกสารเอชทีเอมแอล แล</w:t>
+      </w:r>
+      <w:r>
+        <w:rPr>
+          <w:rFonts w:hint="cs"/>
+          <w:cs/>
+        </w:rPr>
+        <w:t>้</w:t>
+      </w:r>
+      <w:r>
+        <w:rPr>
+          <w:cs/>
+        </w:rPr>
+        <w:t>วส</w:t>
+      </w:r>
+      <w:r>
+        <w:rPr>
+          <w:rFonts w:hint="cs"/>
+          <w:cs/>
+        </w:rPr>
+        <w:t>่</w:t>
+      </w:r>
+      <w:r>
+        <w:rPr>
+          <w:cs/>
+        </w:rPr>
+        <w:t>งออกไปแสดงผล</w:t>
+      </w:r>
+      <w:r>
+        <w:t xml:space="preserve"> </w:t>
+      </w:r>
+    </w:p>
+    <w:p>
+      <w:pPr>
+        <w:ind w:firstLine="720"/>
+        <w:jc w:val="thaiDistribute"/>
+      </w:pPr>
+      <w:r>
+        <w:t xml:space="preserve">PHP </w:t>
+      </w:r>
+      <w:r>
+        <w:rPr>
+          <w:cs/>
+        </w:rPr>
+        <w:t>เป็นทางเลือกใหม่ในวงการอินเทอร์เน็ต (</w:t>
+      </w:r>
+      <w:r>
+        <w:t xml:space="preserve">Internet) </w:t>
+      </w:r>
+      <w:r>
+        <w:rPr>
+          <w:cs/>
+        </w:rPr>
+        <w:t>นิยมใช</w:t>
+      </w:r>
+      <w:r>
+        <w:rPr>
+          <w:rFonts w:hint="cs"/>
+          <w:cs/>
+        </w:rPr>
+        <w:t>้</w:t>
+      </w:r>
+      <w:r>
+        <w:rPr>
+          <w:cs/>
+        </w:rPr>
+        <w:t xml:space="preserve"> </w:t>
+      </w:r>
+      <w:r>
+        <w:t>PHP</w:t>
+      </w:r>
+      <w:r>
+        <w:rPr>
+          <w:cs/>
+        </w:rPr>
+        <w:t xml:space="preserve"> ทดแทนการใช้</w:t>
+      </w:r>
+      <w:r>
+        <w:t xml:space="preserve"> </w:t>
+      </w:r>
+      <w:r>
+        <w:rPr>
+          <w:cs/>
+        </w:rPr>
+        <w:t>เอเอสพี (</w:t>
+      </w:r>
+      <w:r>
+        <w:t xml:space="preserve">ASP) </w:t>
+      </w:r>
+      <w:r>
+        <w:rPr>
+          <w:cs/>
+        </w:rPr>
+        <w:t>การเขียนสคริปต</w:t>
+      </w:r>
+      <w:r>
+        <w:rPr>
+          <w:rFonts w:hint="cs"/>
+          <w:cs/>
+        </w:rPr>
+        <w:t>์</w:t>
+      </w:r>
+      <w:r>
+        <w:rPr>
+          <w:cs/>
+        </w:rPr>
+        <w:t xml:space="preserve"> </w:t>
+      </w:r>
+      <w:r>
+        <w:t>PHP</w:t>
+      </w:r>
+      <w:r>
+        <w:rPr>
+          <w:rFonts w:hint="cs"/>
+          <w:cs/>
+        </w:rPr>
+        <w:t xml:space="preserve"> </w:t>
+      </w:r>
+      <w:r>
+        <w:rPr>
+          <w:cs/>
+        </w:rPr>
+        <w:t>สามารถนาไปประย</w:t>
+      </w:r>
+      <w:r>
+        <w:rPr>
+          <w:rFonts w:hint="cs"/>
+          <w:cs/>
+        </w:rPr>
+        <w:t>ุ</w:t>
+      </w:r>
+      <w:r>
+        <w:rPr>
+          <w:cs/>
+        </w:rPr>
+        <w:t>กต</w:t>
+      </w:r>
+      <w:r>
+        <w:rPr>
+          <w:rFonts w:hint="cs"/>
+          <w:cs/>
+        </w:rPr>
+        <w:t>์</w:t>
+      </w:r>
+      <w:r>
+        <w:rPr>
+          <w:cs/>
+        </w:rPr>
+        <w:t>ใช</w:t>
+      </w:r>
+      <w:r>
+        <w:rPr>
+          <w:rFonts w:hint="cs"/>
+          <w:cs/>
+        </w:rPr>
+        <w:t>้</w:t>
+      </w:r>
+      <w:r>
+        <w:rPr>
+          <w:cs/>
+        </w:rPr>
+        <w:t>สร้างโฮมเพจแบบไดนามิกและอินเตอร์แอคทีฟในล</w:t>
+      </w:r>
+      <w:r>
+        <w:rPr>
+          <w:rFonts w:hint="cs"/>
+          <w:cs/>
+        </w:rPr>
+        <w:t>ั</w:t>
+      </w:r>
+      <w:r>
+        <w:rPr>
+          <w:cs/>
+        </w:rPr>
+        <w:t>กษณะต</w:t>
+      </w:r>
+      <w:r>
+        <w:rPr>
+          <w:rFonts w:hint="cs"/>
+          <w:cs/>
+        </w:rPr>
+        <w:t>่า</w:t>
+      </w:r>
+      <w:r>
+        <w:rPr>
+          <w:cs/>
+        </w:rPr>
+        <w:t>งๆ รวมท</w:t>
+      </w:r>
+      <w:r>
+        <w:rPr>
+          <w:rFonts w:hint="cs"/>
+          <w:cs/>
+        </w:rPr>
+        <w:t>ั้ง</w:t>
+      </w:r>
+      <w:r>
+        <w:rPr>
+          <w:cs/>
+        </w:rPr>
+        <w:t>การประย</w:t>
+      </w:r>
+      <w:r>
+        <w:rPr>
+          <w:rFonts w:hint="cs"/>
+          <w:cs/>
+        </w:rPr>
+        <w:t>ุ</w:t>
+      </w:r>
+      <w:r>
+        <w:rPr>
+          <w:cs/>
+        </w:rPr>
+        <w:t>กต</w:t>
+      </w:r>
+      <w:r>
+        <w:rPr>
+          <w:rFonts w:hint="cs"/>
+          <w:cs/>
+        </w:rPr>
+        <w:t>์</w:t>
+      </w:r>
+      <w:r>
+        <w:rPr>
+          <w:cs/>
+        </w:rPr>
+        <w:t>ใช</w:t>
+      </w:r>
+      <w:r>
+        <w:rPr>
+          <w:rFonts w:hint="cs"/>
+          <w:cs/>
+        </w:rPr>
+        <w:t>้</w:t>
+      </w:r>
+      <w:r>
+        <w:rPr>
+          <w:cs/>
+        </w:rPr>
+        <w:t>งานร</w:t>
+      </w:r>
+      <w:r>
+        <w:rPr>
+          <w:rFonts w:hint="cs"/>
+          <w:cs/>
+        </w:rPr>
+        <w:t>่</w:t>
+      </w:r>
+      <w:r>
+        <w:rPr>
+          <w:cs/>
+        </w:rPr>
+        <w:t>วมก</w:t>
+      </w:r>
+      <w:r>
+        <w:rPr>
+          <w:rFonts w:hint="cs"/>
+          <w:cs/>
+        </w:rPr>
+        <w:t>ั</w:t>
+      </w:r>
+      <w:r>
+        <w:rPr>
+          <w:cs/>
+        </w:rPr>
+        <w:t>บโปรแกรมจ</w:t>
+      </w:r>
+      <w:r>
+        <w:rPr>
+          <w:rFonts w:hint="cs"/>
+          <w:cs/>
+        </w:rPr>
+        <w:t>ั</w:t>
+      </w:r>
+      <w:r>
+        <w:rPr>
+          <w:cs/>
+        </w:rPr>
+        <w:t>ดการฐานข</w:t>
+      </w:r>
+      <w:r>
+        <w:rPr>
+          <w:rFonts w:hint="cs"/>
+          <w:cs/>
+        </w:rPr>
+        <w:t>้</w:t>
+      </w:r>
+      <w:r>
+        <w:rPr>
+          <w:cs/>
+        </w:rPr>
+        <w:t>อมูล</w:t>
+      </w:r>
+      <w:r>
+        <w:t xml:space="preserve"> </w:t>
+      </w:r>
+      <w:r>
+        <w:rPr>
+          <w:cs/>
+        </w:rPr>
+        <w:t>หรือโปรแกรมจ</w:t>
+      </w:r>
+      <w:r>
+        <w:rPr>
+          <w:rFonts w:hint="cs"/>
+          <w:cs/>
+        </w:rPr>
+        <w:t>ำ</w:t>
+      </w:r>
+      <w:r>
+        <w:rPr>
+          <w:cs/>
+        </w:rPr>
+        <w:t>พวกดาต</w:t>
+      </w:r>
+      <w:r>
+        <w:rPr>
+          <w:rFonts w:hint="cs"/>
+          <w:cs/>
+        </w:rPr>
+        <w:t>้</w:t>
+      </w:r>
+      <w:r>
+        <w:rPr>
+          <w:cs/>
+        </w:rPr>
+        <w:t>าเบสเซ</w:t>
+      </w:r>
+      <w:r>
+        <w:rPr>
+          <w:rFonts w:hint="cs"/>
+          <w:cs/>
+        </w:rPr>
+        <w:t>ิ</w:t>
+      </w:r>
+      <w:r>
+        <w:rPr>
+          <w:cs/>
+        </w:rPr>
+        <w:t>ร์ฟเวอร์ (</w:t>
+      </w:r>
+      <w:r>
+        <w:t xml:space="preserve">Database Server) </w:t>
+      </w:r>
+      <w:r>
+        <w:rPr>
+          <w:cs/>
+        </w:rPr>
+        <w:t>อันเป็นเป้าหมายส</w:t>
+      </w:r>
+      <w:r>
+        <w:rPr>
+          <w:rFonts w:hint="cs"/>
+          <w:cs/>
+        </w:rPr>
+        <w:t>ำ</w:t>
+      </w:r>
+      <w:r>
+        <w:rPr>
+          <w:cs/>
+        </w:rPr>
+        <w:t>ค</w:t>
+      </w:r>
+      <w:r>
+        <w:rPr>
+          <w:rFonts w:hint="cs"/>
+          <w:cs/>
+        </w:rPr>
+        <w:t>ั</w:t>
+      </w:r>
+      <w:r>
+        <w:rPr>
+          <w:cs/>
+        </w:rPr>
+        <w:t>ญของการสร</w:t>
+      </w:r>
+      <w:r>
+        <w:rPr>
+          <w:rFonts w:hint="cs"/>
+          <w:cs/>
+        </w:rPr>
+        <w:t>้</w:t>
+      </w:r>
+      <w:r>
+        <w:rPr>
+          <w:cs/>
+        </w:rPr>
+        <w:t>างโฮมเพจใหเก</w:t>
+      </w:r>
+      <w:r>
+        <w:rPr>
+          <w:rFonts w:hint="cs"/>
+          <w:cs/>
+        </w:rPr>
+        <w:t>ิ</w:t>
+      </w:r>
+      <w:r>
+        <w:rPr>
+          <w:cs/>
+        </w:rPr>
+        <w:t>ดประโยชน์อย</w:t>
+      </w:r>
+      <w:r>
+        <w:rPr>
+          <w:rFonts w:hint="cs"/>
+          <w:cs/>
+        </w:rPr>
+        <w:t>่</w:t>
+      </w:r>
+      <w:r>
+        <w:rPr>
+          <w:cs/>
+        </w:rPr>
+        <w:t>างเต็มประสิทธิภาพ ดังท</w:t>
+      </w:r>
+      <w:r>
+        <w:rPr>
+          <w:rFonts w:hint="cs"/>
+          <w:cs/>
+        </w:rPr>
+        <w:t>ี่</w:t>
+      </w:r>
+      <w:r>
+        <w:rPr>
+          <w:cs/>
+        </w:rPr>
+        <w:t>ได้ยินมา สคริปต</w:t>
+      </w:r>
+      <w:r>
+        <w:rPr>
+          <w:rFonts w:hint="cs"/>
+          <w:cs/>
+        </w:rPr>
+        <w:t>์</w:t>
+      </w:r>
+      <w:r>
+        <w:rPr>
+          <w:cs/>
+        </w:rPr>
+        <w:t xml:space="preserve"> </w:t>
+      </w:r>
+      <w:r>
+        <w:t>PHP</w:t>
+      </w:r>
+      <w:r>
+        <w:rPr>
+          <w:rFonts w:hint="cs"/>
+          <w:cs/>
+        </w:rPr>
+        <w:t xml:space="preserve"> </w:t>
+      </w:r>
+      <w:r>
+        <w:rPr>
+          <w:cs/>
+        </w:rPr>
+        <w:t>เขียนได้ง่ายกวาเอเอสพ</w:t>
+      </w:r>
+      <w:r>
+        <w:rPr>
+          <w:rFonts w:hint="cs"/>
+          <w:cs/>
+        </w:rPr>
+        <w:t xml:space="preserve">ี </w:t>
       </w:r>
       <w:r>
         <w:rPr>
@@ -1380,150 +2580,37 @@
         <w:t xml:space="preserve">หรือ </w:t>
       </w:r>
       <w:r>
-        <w:t>HTTPS (Hypertext Transfer Protocol over Secure</w:t>
-      </w:r>
-      <w:r>
-        <w:rPr>
-          <w:rFonts w:hint="cs"/>
-          <w:cs/>
-        </w:rPr>
+        <w:t xml:space="preserve">CGI/Perl </w:t>
+      </w:r>
+      <w:r>
+        <w:rPr>
+          <w:cs/>
+        </w:rPr>
+        <w:t>เสียด</w:t>
+      </w:r>
+      <w:r>
+        <w:rPr>
+          <w:rFonts w:hint="cs"/>
+          <w:cs/>
+        </w:rPr>
+        <w:t>้</w:t>
+      </w:r>
+      <w:r>
+        <w:rPr>
+          <w:cs/>
+        </w:rPr>
+        <w:t>วย</w:t>
+      </w:r>
+      <w:r>
+        <w:rPr>
+          <w:rFonts w:hint="cs"/>
+          <w:cs/>
+        </w:rPr>
+        <w:t>ซ้ำ</w:t>
+      </w:r>
+      <w:r>
         <w:t xml:space="preserve"> </w:t>
       </w:r>
-      <w:r>
-        <w:t xml:space="preserve">Socket Layer </w:t>
-      </w:r>
-      <w:r>
-        <w:rPr>
-          <w:cs/>
-        </w:rPr>
-        <w:t xml:space="preserve">หรือ </w:t>
-      </w:r>
-      <w:r>
-        <w:t xml:space="preserve">Http over SSL) </w:t>
-      </w:r>
-      <w:r>
-        <w:rPr>
-          <w:cs/>
-        </w:rPr>
-        <w:t>ที่เป็นโปรโตคอลส</w:t>
-      </w:r>
-      <w:r>
-        <w:rPr>
-          <w:rFonts w:hint="cs"/>
-          <w:cs/>
-        </w:rPr>
-        <w:t>ำ</w:t>
-      </w:r>
-      <w:r>
-        <w:rPr>
-          <w:cs/>
-        </w:rPr>
-        <w:t>หรับสื่อสารจะใช้เมื่อเรียกโปรแกรมผ่าน</w:t>
-      </w:r>
-      <w:r>
-        <w:rPr>
-          <w:rFonts w:hint="cs"/>
-          <w:cs/>
-        </w:rPr>
-        <w:t xml:space="preserve"> </w:t>
-      </w:r>
-      <w:r>
-        <w:t xml:space="preserve">Browser </w:t>
-      </w:r>
-      <w:r>
-        <w:rPr>
-          <w:cs/>
-        </w:rPr>
-        <w:t xml:space="preserve">เช่น </w:t>
-      </w:r>
-      <w:r>
-        <w:t xml:space="preserve">Chrome, Firefox, Internet Explorer </w:t>
-      </w:r>
-      <w:r>
-        <w:rPr>
-          <w:cs/>
-        </w:rPr>
-        <w:t xml:space="preserve">เพื่อเรียกดูข้อมูลเว็บที่ให้ </w:t>
-      </w:r>
-      <w:r>
-        <w:t xml:space="preserve">Server </w:t>
-      </w:r>
-      <w:r>
-        <w:rPr>
-          <w:cs/>
-        </w:rPr>
-        <w:t>หรือเครื่องแม่ข่ายส่งข้อมูลมาให้เพื่อจะได้แสดงผลบนหน้าจอได้อย่างถูกต้อง</w:t>
-      </w:r>
-      <w:r>
-        <w:rPr>
-          <w:rFonts w:hint="cs"/>
-          <w:cs/>
-        </w:rPr>
-        <w:t xml:space="preserve"> </w:t>
-      </w:r>
-      <w:r>
-        <w:rPr>
-          <w:cs/>
-        </w:rPr>
-        <w:t>ในการส่งผ่านข้อมูลมีเครื่อ</w:t>
-      </w:r>
-      <w:r>
-        <w:rPr>
-          <w:rFonts w:hint="cs"/>
-          <w:cs/>
-        </w:rPr>
-        <w:t>ง</w:t>
-      </w:r>
-      <w:r>
-        <w:rPr>
-          <w:cs/>
-        </w:rPr>
-        <w:t>คอมพิวเตอร์ที่เป็นเครื่องแม่ข่าย (</w:t>
-      </w:r>
-      <w:r>
-        <w:t xml:space="preserve">Server) </w:t>
-      </w:r>
-      <w:r>
-        <w:rPr>
-          <w:cs/>
-        </w:rPr>
-        <w:t>ส</w:t>
-      </w:r>
-      <w:r>
-        <w:rPr>
-          <w:rFonts w:hint="cs"/>
-          <w:cs/>
-        </w:rPr>
-        <w:t>ำ</w:t>
-      </w:r>
-      <w:r>
-        <w:rPr>
-          <w:cs/>
-        </w:rPr>
-        <w:t>หรับประมวลผลและมีเครื่องลูกข่าย (</w:t>
-      </w:r>
-      <w:r>
-        <w:t xml:space="preserve">Client) </w:t>
-      </w:r>
-      <w:r>
-        <w:rPr>
-          <w:cs/>
-        </w:rPr>
-        <w:t>เป็นผู้ใช้งานระบบผ่านเครือข่ายคอมพิวเตอร์อินเตอร์เน็ต หรือ อิน</w:t>
-      </w:r>
-      <w:r>
-        <w:rPr>
-          <w:rFonts w:hint="cs"/>
-          <w:cs/>
-        </w:rPr>
-        <w:t>เทอร์</w:t>
-      </w:r>
-      <w:r>
-        <w:rPr>
-          <w:cs/>
-        </w:rPr>
-        <w:t>เน็ตขององค์กร</w:t>
-      </w:r>
     </w:p>
     <w:p>
       <w:pPr>
@@ -1534,223 +2621,10 @@
         <w:rPr>
           <w:cs/>
         </w:rPr>
-        <w:t>เว็บแอปพลิเคชันเป็นที่นิยมเนื่องจากความสามารถในการอัพเดทและดูแลโดยไม่ต้องแจกจ่ายและติดตั้</w:t>
-      </w:r>
-      <w:r>
-        <w:rPr>
-          <w:rFonts w:hint="cs"/>
-          <w:cs/>
-        </w:rPr>
-        <w:t>ง</w:t>
-      </w:r>
-      <w:r>
-        <w:rPr>
-          <w:cs/>
-        </w:rPr>
-        <w:t>ซอฟต์แวร์บนเครื่องผู้ใช้ สามารถแสดงผลได้ทุกหน้าจอเช่น คอมพิวเตอร์สมาร์ทโฟน แท็บ</w:t>
-      </w:r>
-      <w:proofErr w:type="spellStart"/>
-      <w:r>
-        <w:rPr>
-          <w:cs/>
-        </w:rPr>
-        <w:t>เล็ต</w:t>
-      </w:r>
-      <w:proofErr w:type="spellEnd"/>
-      <w:r>
-        <w:rPr>
-          <w:cs/>
-        </w:rPr>
-        <w:t xml:space="preserve"> เพราะสามารถยืดหยุ</w:t>
-      </w:r>
-      <w:r>
-        <w:rPr>
-          <w:rFonts w:hint="cs"/>
-          <w:cs/>
-        </w:rPr>
-        <w:t>่น</w:t>
-      </w:r>
-      <w:r>
-        <w:rPr>
-          <w:cs/>
-        </w:rPr>
-        <w:t>ได้ตามสภาพของส่วนติดต่อระหว่างผู้ใช้กับระบบ</w:t>
-      </w:r>
-      <w:r>
-        <w:rPr>
-          <w:rFonts w:hint="cs"/>
-          <w:cs/>
-        </w:rPr>
-        <w:t xml:space="preserve"> </w:t>
-      </w:r>
-      <w:r>
-        <w:rPr>
-          <w:cs/>
-        </w:rPr>
-        <w:t>(</w:t>
-      </w:r>
-      <w:r>
-        <w:t xml:space="preserve">User Interface) </w:t>
-      </w:r>
-      <w:r>
-        <w:rPr>
-          <w:cs/>
-        </w:rPr>
-        <w:t xml:space="preserve">ตัวอย่างระบบงานที่เหมาะกับเว็บแอปพลิเคชัน ได้แก่ ระบบ </w:t>
-      </w:r>
-      <w:r>
-        <w:t>E-Commerce,</w:t>
-      </w:r>
-      <w:r>
-        <w:rPr>
-          <w:cs/>
-        </w:rPr>
-        <w:t xml:space="preserve">ระบบ </w:t>
-      </w:r>
-      <w:r>
-        <w:t xml:space="preserve">Booking, </w:t>
-      </w:r>
-      <w:r>
-        <w:rPr>
-          <w:cs/>
-        </w:rPr>
-        <w:t xml:space="preserve">ระบบ </w:t>
-      </w:r>
-      <w:r>
-        <w:t xml:space="preserve">CMS Systems, </w:t>
-      </w:r>
-      <w:r>
-        <w:rPr>
-          <w:cs/>
-        </w:rPr>
-        <w:t xml:space="preserve">ระบบ </w:t>
-      </w:r>
-      <w:r>
-        <w:t xml:space="preserve">e-Book, </w:t>
-      </w:r>
-      <w:r>
-        <w:rPr>
-          <w:cs/>
-        </w:rPr>
-        <w:t>ระบบจองสินค้าออนไลน์การจองที่พัก การจองโปรแกรมทัวร์ จองตั๋วหนัง เป็นต้น ซึ่งร้าน</w:t>
-      </w:r>
-      <w:r>
-        <w:rPr>
-          <w:rFonts w:hint="cs"/>
-          <w:cs/>
-        </w:rPr>
-        <w:t>ดีวารีสปา</w:t>
-      </w:r>
-      <w:r>
-        <w:rPr>
-          <w:cs/>
-        </w:rPr>
-        <w:t xml:space="preserve"> ได้น</w:t>
-      </w:r>
-      <w:r>
-        <w:rPr>
-          <w:rFonts w:hint="cs"/>
-          <w:cs/>
-        </w:rPr>
-        <w:t>ำ</w:t>
-      </w:r>
-      <w:r>
-        <w:rPr>
-          <w:cs/>
-        </w:rPr>
-        <w:t xml:space="preserve">เว็บแอปพลิเคชันเข้ามาประยุกต์ใช้ในการเพิ่มประสิทธิภาพของกระบวนการ และพัฒนาระบบโดยใช้ภาษา </w:t>
-      </w:r>
-      <w:r>
-        <w:t xml:space="preserve">PHP, HTML, JavaScript, CSS, jQuery </w:t>
-      </w:r>
-      <w:r>
-        <w:rPr>
-          <w:cs/>
-        </w:rPr>
-        <w:t>ซึ่งผู้พัฒนาระบบได้เขียนโปรแกรมให้ตอบสนองการใช้งานขึ้นมา จนกลายมาเป็นโปรแกรมประยุกต์บนเว็บหรือเว็บแอปพลิเคชัน โดยจะมี</w:t>
-      </w:r>
-      <w:r>
-        <w:rPr>
-          <w:rFonts w:hint="cs"/>
-          <w:cs/>
-        </w:rPr>
-        <w:t xml:space="preserve"> </w:t>
-      </w:r>
-      <w:r>
-        <w:t xml:space="preserve">Domain Name System (DNS) </w:t>
-      </w:r>
-      <w:r>
-        <w:rPr>
-          <w:cs/>
-        </w:rPr>
-        <w:t>ที่เป็นชื่อของเว็บแอปพลิเคชันของร้าน</w:t>
-      </w:r>
-      <w:r>
-        <w:rPr>
-          <w:rFonts w:hint="cs"/>
-          <w:cs/>
-        </w:rPr>
-        <w:t>ดี</w:t>
-      </w:r>
-      <w:r>
-        <w:rPr>
-          <w:rFonts w:hint="cs"/>
-          <w:cs/>
-        </w:rPr>
-        <w:lastRenderedPageBreak/>
-        <w:t>วารีสปา</w:t>
-      </w:r>
-      <w:r>
-        <w:rPr>
-          <w:cs/>
-        </w:rPr>
-        <w:t xml:space="preserve"> และ เว็บ</w:t>
-      </w:r>
-      <w:proofErr w:type="spellStart"/>
-      <w:r>
-        <w:rPr>
-          <w:cs/>
-        </w:rPr>
-        <w:t>โฮส</w:t>
-      </w:r>
-      <w:proofErr w:type="spellEnd"/>
-      <w:r>
-        <w:rPr>
-          <w:cs/>
-        </w:rPr>
-        <w:t>ติ</w:t>
-      </w:r>
-      <w:proofErr w:type="spellStart"/>
-      <w:r>
-        <w:rPr>
-          <w:cs/>
-        </w:rPr>
-        <w:t>้ง</w:t>
-      </w:r>
-      <w:proofErr w:type="spellEnd"/>
-      <w:r>
-        <w:rPr>
-          <w:cs/>
-        </w:rPr>
-        <w:t xml:space="preserve"> (</w:t>
-      </w:r>
-      <w:r>
-        <w:t xml:space="preserve">Web Hosting) </w:t>
-      </w:r>
-      <w:r>
-        <w:rPr>
-          <w:cs/>
-        </w:rPr>
-        <w:t xml:space="preserve">ที่เป็นที่ฝากเว็บแอปพลิเคชันไว้กับผู้ให้บริการหรือ </w:t>
-      </w:r>
-      <w:r>
-        <w:t xml:space="preserve">Server </w:t>
-      </w:r>
-      <w:r>
-        <w:rPr>
-          <w:cs/>
-        </w:rPr>
-        <w:t>เพื่อให้สามารถออนไลน์และเรียกใช้งานได้ตลอดเวลา</w:t>
+        <w:t xml:space="preserve">ความสามารถของ </w:t>
+      </w:r>
+      <w:r>
+        <w:t>PHP</w:t>
       </w:r>
     </w:p>
     <w:p>
@@ -1759,53 +2633,39 @@
         <w:jc w:val="thaiDistribute"/>
       </w:pPr>
       <w:r>
-        <w:rPr>
-          <w:rFonts w:hint="cs"/>
-          <w:cs/>
-        </w:rPr>
-        <w:t xml:space="preserve">2.1.4 </w:t>
-      </w:r>
-      <w:r>
-        <w:t>PHP</w:t>
-      </w:r>
-    </w:p>
-    <w:p>
-      <w:pPr>
-        <w:ind w:firstLine="720"/>
-        <w:jc w:val="thaiDistribute"/>
-      </w:pPr>
-      <w:r>
-        <w:t>PHP (</w:t>
-      </w:r>
-      <w:r>
-        <w:t>PHP Hypertext Preprocessor</w:t>
-      </w:r>
-      <w:r>
-        <w:t xml:space="preserve">) </w:t>
-      </w:r>
-      <w:r>
-        <w:rPr>
-          <w:cs/>
-        </w:rPr>
-        <w:t>เป็นภาษาสคริปต์</w:t>
-      </w:r>
-      <w:r>
-        <w:t xml:space="preserve"> (Script language) </w:t>
-      </w:r>
-      <w:r>
-        <w:rPr>
-          <w:cs/>
-        </w:rPr>
-        <w:t xml:space="preserve">และ </w:t>
-      </w:r>
-      <w:r>
         <w:t xml:space="preserve">PHP </w:t>
       </w:r>
       <w:r>
         <w:rPr>
           <w:cs/>
         </w:rPr>
-        <w:t>ยังเป็นภาษาท</w:t>
+        <w:t>เป็นภาษาสคริปต์ ที่มีความสามารถสูงสําหรับการพ</w:t>
+      </w:r>
+      <w:r>
+        <w:rPr>
+          <w:rFonts w:hint="cs"/>
+          <w:cs/>
+        </w:rPr>
+        <w:t>ั</w:t>
+      </w:r>
+      <w:r>
+        <w:rPr>
+          <w:cs/>
+        </w:rPr>
+        <w:t>ฒนาเว</w:t>
+      </w:r>
+      <w:r>
+        <w:rPr>
+          <w:rFonts w:hint="cs"/>
+          <w:cs/>
+        </w:rPr>
+        <w:t>็</w:t>
+      </w:r>
+      <w:r>
+        <w:rPr>
+          <w:cs/>
+        </w:rPr>
+        <w:t>บไซต์ และความสามารถท</w:t>
       </w:r>
       <w:r>
         <w:rPr>
@@ -1818,30 +2678,38 @@
         <w:rPr>
           <w:cs/>
         </w:rPr>
-        <w:t xml:space="preserve">เรียกว่า </w:t>
-      </w:r>
-      <w:r>
-        <w:t xml:space="preserve">Secure Socket Layer (SSL) </w:t>
-      </w:r>
-      <w:r>
-        <w:rPr>
-          <w:cs/>
-        </w:rPr>
-        <w:t xml:space="preserve">หรือ </w:t>
-      </w:r>
-      <w:proofErr w:type="spellStart"/>
-      <w:r>
-        <w:t>HTMLembedded</w:t>
-      </w:r>
-      <w:proofErr w:type="spellEnd"/>
-      <w:r>
-        <w:t xml:space="preserve"> scripting language </w:t>
-      </w:r>
-      <w:r>
-        <w:rPr>
-          <w:cs/>
-        </w:rPr>
-        <w:t>ซึ่งเป็นเคร</w:t>
+        <w:t xml:space="preserve">โดดเด่นอีกประการหนึ่งของ </w:t>
+      </w:r>
+      <w:r>
+        <w:t xml:space="preserve">PHP </w:t>
+      </w:r>
+      <w:r>
+        <w:rPr>
+          <w:cs/>
+        </w:rPr>
+        <w:t xml:space="preserve">นั้น คือ </w:t>
+      </w:r>
+      <w:r>
+        <w:t xml:space="preserve">database-enabled web page </w:t>
+      </w:r>
+      <w:r>
+        <w:rPr>
+          <w:cs/>
+        </w:rPr>
+        <w:t>ทําให</w:t>
+      </w:r>
+      <w:r>
+        <w:rPr>
+          <w:rFonts w:hint="cs"/>
+          <w:cs/>
+        </w:rPr>
+        <w:t>้</w:t>
+      </w:r>
+      <w:r>
+        <w:rPr>
+          <w:cs/>
+        </w:rPr>
+        <w:t>เอกสารของเอชทีเอ็มแอล สามารถท</w:t>
       </w:r>
       <w:r>
         <w:rPr>
@@ -1854,14 +2722,20 @@
         <w:rPr>
           <w:cs/>
         </w:rPr>
-        <w:t>องมือที่</w:t>
-      </w:r>
-      <w:proofErr w:type="spellStart"/>
-      <w:r>
-        <w:rPr>
-          <w:cs/>
-        </w:rPr>
-        <w:t>สําค</w:t>
+        <w:t>จะเช</w:t>
+      </w:r>
+      <w:r>
+        <w:rPr>
+          <w:rFonts w:hint="cs"/>
+          <w:cs/>
+        </w:rPr>
+        <w:t>ื่</w:t>
+      </w:r>
+      <w:r>
+        <w:rPr>
+          <w:cs/>
+        </w:rPr>
+        <w:t>อมต่อก</w:t>
       </w:r>
       <w:r>
         <w:rPr>
@@ -1874,27 +2748,7 @@
         <w:rPr>
           <w:cs/>
         </w:rPr>
-        <w:t>ญ</w:t>
-      </w:r>
-      <w:proofErr w:type="spellEnd"/>
-      <w:r>
-        <w:rPr>
-          <w:cs/>
-        </w:rPr>
-        <w:t>ท</w:t>
-      </w:r>
-      <w:r>
-        <w:rPr>
-          <w:rFonts w:hint="cs"/>
-          <w:cs/>
-        </w:rPr>
-        <w:t>ำ</w:t>
-      </w:r>
-      <w:r>
-        <w:rPr>
-          <w:cs/>
-        </w:rPr>
-        <w:t>ให</w:t>
+        <w:t>บระบบฐานข</w:t>
       </w:r>
       <w:r>
         <w:rPr>
@@ -1907,7 +2761,20 @@
         <w:rPr>
           <w:cs/>
         </w:rPr>
-        <w:t>สามารถใส</w:t>
+        <w:t>อมูลได</w:t>
+      </w:r>
+      <w:r>
+        <w:rPr>
+          <w:rFonts w:hint="cs"/>
+          <w:cs/>
+        </w:rPr>
+        <w:t>้</w:t>
+      </w:r>
+      <w:r>
+        <w:rPr>
+          <w:cs/>
+        </w:rPr>
+        <w:t>อย</w:t>
       </w:r>
       <w:r>
         <w:rPr>
@@ -1920,36 +2787,20 @@
         <w:rPr>
           <w:cs/>
         </w:rPr>
-        <w:t>สคริปต</w:t>
-      </w:r>
-      <w:r>
-        <w:rPr>
-          <w:rFonts w:hint="cs"/>
-          <w:cs/>
-        </w:rPr>
-        <w:t>์</w:t>
-      </w:r>
-      <w:r>
-        <w:rPr>
-          <w:cs/>
-        </w:rPr>
-        <w:t xml:space="preserve">ของ </w:t>
-      </w:r>
-      <w:r>
-        <w:t>PHP</w:t>
-      </w:r>
-      <w:r>
-        <w:rPr>
-          <w:rFonts w:hint="cs"/>
-          <w:cs/>
-        </w:rPr>
-        <w:t xml:space="preserve"> </w:t>
-      </w:r>
-      <w:r>
-        <w:rPr>
-          <w:cs/>
-        </w:rPr>
-        <w:t>ไว</w:t>
+        <w:t>างม</w:t>
+      </w:r>
+      <w:r>
+        <w:rPr>
+          <w:rFonts w:hint="cs"/>
+          <w:cs/>
+        </w:rPr>
+        <w:t>ี</w:t>
+      </w:r>
+      <w:r>
+        <w:rPr>
+          <w:cs/>
+        </w:rPr>
+        <w:t>ประสิทธิภาพและรวดเร็ว จึงทําให้ความต</w:t>
       </w:r>
       <w:r>
         <w:rPr>
@@ -1962,29 +2813,7 @@
         <w:rPr>
           <w:cs/>
         </w:rPr>
-        <w:t>ในเอกสาร เอชทีเอ็มแอล (</w:t>
-      </w:r>
-      <w:r>
-        <w:t xml:space="preserve">HTML) </w:t>
-      </w:r>
-      <w:r>
-        <w:rPr>
-          <w:cs/>
-        </w:rPr>
-        <w:t>ได้เลย</w:t>
-      </w:r>
-      <w:r>
-        <w:rPr>
-          <w:rFonts w:hint="cs"/>
-          <w:cs/>
-        </w:rPr>
-        <w:t xml:space="preserve"> </w:t>
-      </w:r>
-      <w:r>
-        <w:rPr>
-          <w:cs/>
-        </w:rPr>
-        <w:t xml:space="preserve"> เม</w:t>
+        <w:t>องการในเร</w:t>
       </w:r>
       <w:r>
         <w:rPr>
@@ -1997,126 +2826,33 @@
         <w:rPr>
           <w:cs/>
         </w:rPr>
-        <w:t>อเอกสารของเอชทีเอ็มแอลน</w:t>
-      </w:r>
-      <w:r>
-        <w:rPr>
-          <w:rFonts w:hint="cs"/>
-          <w:cs/>
-        </w:rPr>
-        <w:t>ั้น</w:t>
-      </w:r>
-      <w:r>
-        <w:rPr>
-          <w:cs/>
-        </w:rPr>
-        <w:t>ถูกเรียกข</w:t>
-      </w:r>
-      <w:r>
-        <w:rPr>
-          <w:rFonts w:hint="cs"/>
-          <w:cs/>
-        </w:rPr>
-        <w:t>ึ้</w:t>
-      </w:r>
-      <w:r>
-        <w:rPr>
-          <w:cs/>
-        </w:rPr>
-        <w:t>นมา เว็บ</w:t>
-      </w:r>
-      <w:proofErr w:type="spellStart"/>
-      <w:r>
-        <w:rPr>
-          <w:cs/>
-        </w:rPr>
-        <w:t>เซิร์ฟเวอร์</w:t>
-      </w:r>
-      <w:proofErr w:type="spellEnd"/>
-      <w:r>
-        <w:rPr>
-          <w:cs/>
-        </w:rPr>
-        <w:t xml:space="preserve"> (</w:t>
-      </w:r>
-      <w:r>
-        <w:t xml:space="preserve">web server) </w:t>
-      </w:r>
-      <w:r>
-        <w:rPr>
-          <w:cs/>
-        </w:rPr>
-        <w:t>ก็จะตรวจสอบก่อนท</w:t>
-      </w:r>
-      <w:r>
-        <w:rPr>
-          <w:rFonts w:hint="cs"/>
-          <w:cs/>
-        </w:rPr>
-        <w:t>ี่</w:t>
-      </w:r>
-      <w:r>
-        <w:rPr>
-          <w:cs/>
-        </w:rPr>
-        <w:t>จะส่งเอกสารน</w:t>
-      </w:r>
-      <w:r>
-        <w:rPr>
-          <w:rFonts w:hint="cs"/>
-          <w:cs/>
-        </w:rPr>
-        <w:t>ั้</w:t>
-      </w:r>
-      <w:r>
-        <w:rPr>
-          <w:cs/>
-        </w:rPr>
-        <w:t>นออกไปว่าภายในเอกสารมีสคริปต์</w:t>
-      </w:r>
-      <w:r>
-        <w:t xml:space="preserve"> </w:t>
-      </w:r>
-      <w:r>
-        <w:rPr>
-          <w:cs/>
-        </w:rPr>
-        <w:t xml:space="preserve">ของ </w:t>
-      </w:r>
-      <w:r>
-        <w:t xml:space="preserve">PHP </w:t>
-      </w:r>
-      <w:r>
-        <w:rPr>
-          <w:cs/>
-        </w:rPr>
-        <w:t>อย</w:t>
-      </w:r>
-      <w:r>
-        <w:rPr>
-          <w:rFonts w:hint="cs"/>
-          <w:cs/>
-        </w:rPr>
-        <w:t>ู่หรื</w:t>
-      </w:r>
-      <w:r>
-        <w:rPr>
-          <w:cs/>
-        </w:rPr>
-        <w:t>อไม่</w:t>
-      </w:r>
-      <w:r>
-        <w:rPr>
-          <w:rFonts w:hint="cs"/>
-          <w:cs/>
-        </w:rPr>
-        <w:t xml:space="preserve"> </w:t>
-      </w:r>
-      <w:r>
-        <w:rPr>
-          <w:cs/>
-        </w:rPr>
-        <w:t>ถ้ามีเว</w:t>
+        <w:t>องการจดรายการส</w:t>
+      </w:r>
+      <w:r>
+        <w:rPr>
+          <w:rFonts w:hint="cs"/>
+          <w:cs/>
+        </w:rPr>
+        <w:t>ิ</w:t>
+      </w:r>
+      <w:r>
+        <w:rPr>
+          <w:cs/>
+        </w:rPr>
+        <w:t>นค้า และรับรายการการสั่งสินค้า ตลอดจนการจ</w:t>
+      </w:r>
+      <w:r>
+        <w:rPr>
+          <w:rFonts w:hint="cs"/>
+          <w:cs/>
+        </w:rPr>
+        <w:t>ั</w:t>
+      </w:r>
+      <w:r>
+        <w:rPr>
+          <w:cs/>
+        </w:rPr>
+        <w:t>ดเก</w:t>
       </w:r>
       <w:r>
         <w:rPr>
@@ -2125,120 +2861,11 @@
         </w:rPr>
         <w:t>็บ</w:t>
       </w:r>
-      <w:proofErr w:type="spellStart"/>
-      <w:r>
-        <w:rPr>
-          <w:rFonts w:hint="cs"/>
-          <w:cs/>
-        </w:rPr>
-        <w:t>เซิ</w:t>
-      </w:r>
-      <w:r>
-        <w:rPr>
-          <w:cs/>
-        </w:rPr>
-        <w:t>ร์ฟเวอร์</w:t>
-      </w:r>
-      <w:proofErr w:type="spellEnd"/>
-      <w:r>
-        <w:rPr>
-          <w:cs/>
-        </w:rPr>
-        <w:t>ก็จะท</w:t>
-      </w:r>
-      <w:r>
-        <w:rPr>
-          <w:rFonts w:hint="cs"/>
-          <w:cs/>
-        </w:rPr>
-        <w:t>ำ</w:t>
-      </w:r>
-      <w:r>
-        <w:rPr>
-          <w:cs/>
-        </w:rPr>
-        <w:t>งานในส</w:t>
-      </w:r>
-      <w:r>
-        <w:rPr>
-          <w:rFonts w:hint="cs"/>
-          <w:cs/>
-        </w:rPr>
-        <w:t>่</w:t>
-      </w:r>
-      <w:r>
-        <w:rPr>
-          <w:cs/>
-        </w:rPr>
-        <w:t>วนของสคริปต</w:t>
-      </w:r>
-      <w:r>
-        <w:rPr>
-          <w:rFonts w:hint="cs"/>
-          <w:cs/>
-        </w:rPr>
-        <w:t>์</w:t>
-      </w:r>
-      <w:r>
-        <w:rPr>
-          <w:cs/>
-        </w:rPr>
-        <w:t xml:space="preserve"> </w:t>
-      </w:r>
-      <w:r>
-        <w:t>PHP</w:t>
-      </w:r>
-      <w:r>
-        <w:rPr>
-          <w:rFonts w:hint="cs"/>
-          <w:cs/>
-        </w:rPr>
-        <w:t xml:space="preserve"> </w:t>
-      </w:r>
-      <w:r>
-        <w:rPr>
-          <w:cs/>
-        </w:rPr>
-        <w:t>ให</w:t>
-      </w:r>
-      <w:r>
-        <w:rPr>
-          <w:rFonts w:hint="cs"/>
-          <w:cs/>
-        </w:rPr>
-        <w:t>้</w:t>
-      </w:r>
-      <w:r>
-        <w:rPr>
-          <w:cs/>
-        </w:rPr>
-        <w:t>เสร</w:t>
-      </w:r>
-      <w:r>
-        <w:rPr>
-          <w:rFonts w:hint="cs"/>
-          <w:cs/>
-        </w:rPr>
-        <w:t>็</w:t>
-      </w:r>
-      <w:r>
-        <w:rPr>
-          <w:cs/>
-        </w:rPr>
-        <w:t>จก่อน แล</w:t>
-      </w:r>
-      <w:r>
-        <w:rPr>
-          <w:rFonts w:hint="cs"/>
-          <w:cs/>
-        </w:rPr>
-        <w:t>้</w:t>
-      </w:r>
-      <w:r>
-        <w:rPr>
-          <w:cs/>
-        </w:rPr>
-        <w:t>วเอาผลล</w:t>
+      <w:r>
+        <w:rPr>
+          <w:cs/>
+        </w:rPr>
+        <w:t>ข้อมูลต่าง ๆ ที่สําค</w:t>
       </w:r>
       <w:r>
         <w:rPr>
@@ -2251,920 +2878,7 @@
         <w:rPr>
           <w:cs/>
         </w:rPr>
-        <w:t>พธ</w:t>
-      </w:r>
-      <w:r>
-        <w:rPr>
-          <w:rFonts w:hint="cs"/>
-          <w:cs/>
-        </w:rPr>
-        <w:t>์</w:t>
-      </w:r>
-      <w:r>
-        <w:rPr>
-          <w:cs/>
-        </w:rPr>
-        <w:t>ที่ได</w:t>
-      </w:r>
-      <w:r>
-        <w:rPr>
-          <w:rFonts w:hint="cs"/>
-          <w:cs/>
-        </w:rPr>
-        <w:t>้</w:t>
-      </w:r>
-      <w:r>
-        <w:rPr>
-          <w:cs/>
-        </w:rPr>
-        <w:t>รวมก</w:t>
-      </w:r>
-      <w:r>
-        <w:rPr>
-          <w:rFonts w:hint="cs"/>
-          <w:cs/>
-        </w:rPr>
-        <w:t>ั</w:t>
-      </w:r>
-      <w:r>
-        <w:rPr>
-          <w:cs/>
-        </w:rPr>
-        <w:t>บเน</w:t>
-      </w:r>
-      <w:r>
-        <w:rPr>
-          <w:rFonts w:hint="cs"/>
-          <w:cs/>
-        </w:rPr>
-        <w:t>ื้</w:t>
-      </w:r>
-      <w:r>
-        <w:rPr>
-          <w:cs/>
-        </w:rPr>
-        <w:t>อหาของเอกสารเอชทีเอมแอล แล</w:t>
-      </w:r>
-      <w:r>
-        <w:rPr>
-          <w:rFonts w:hint="cs"/>
-          <w:cs/>
-        </w:rPr>
-        <w:t>้</w:t>
-      </w:r>
-      <w:r>
-        <w:rPr>
-          <w:cs/>
-        </w:rPr>
-        <w:t>วส</w:t>
-      </w:r>
-      <w:r>
-        <w:rPr>
-          <w:rFonts w:hint="cs"/>
-          <w:cs/>
-        </w:rPr>
-        <w:t>่</w:t>
-      </w:r>
-      <w:r>
-        <w:rPr>
-          <w:cs/>
-        </w:rPr>
-        <w:t>งออกไปแสดงผล</w:t>
-      </w:r>
-      <w:r>
-        <w:t xml:space="preserve"> </w:t>
-      </w:r>
-    </w:p>
-    <w:p>
-      <w:pPr>
-        <w:ind w:firstLine="720"/>
-        <w:jc w:val="thaiDistribute"/>
-      </w:pPr>
-      <w:r>
-        <w:t xml:space="preserve">PHP </w:t>
-      </w:r>
-      <w:r>
-        <w:rPr>
-          <w:cs/>
-        </w:rPr>
-        <w:t>เป็นทางเลือกใหม่ในวงการอินเทอร์เน็ต (</w:t>
-      </w:r>
-      <w:r>
-        <w:t xml:space="preserve">Internet) </w:t>
-      </w:r>
-      <w:r>
-        <w:rPr>
-          <w:cs/>
-        </w:rPr>
-        <w:t>นิยมใช</w:t>
-      </w:r>
-      <w:r>
-        <w:rPr>
-          <w:rFonts w:hint="cs"/>
-          <w:cs/>
-        </w:rPr>
-        <w:t>้</w:t>
-      </w:r>
-      <w:r>
-        <w:rPr>
-          <w:cs/>
-        </w:rPr>
-        <w:t xml:space="preserve"> </w:t>
-      </w:r>
-      <w:r>
-        <w:t>PHP</w:t>
-      </w:r>
-      <w:r>
-        <w:rPr>
-          <w:cs/>
-        </w:rPr>
-        <w:t xml:space="preserve"> ทดแทนการใช้</w:t>
-      </w:r>
-      <w:r>
-        <w:t xml:space="preserve"> </w:t>
-      </w:r>
-      <w:r>
-        <w:rPr>
-          <w:cs/>
-        </w:rPr>
-        <w:t>เอเอสพี (</w:t>
-      </w:r>
-      <w:r>
-        <w:t xml:space="preserve">ASP) </w:t>
-      </w:r>
-      <w:r>
-        <w:rPr>
-          <w:cs/>
-        </w:rPr>
-        <w:t>การเขียนสคริปต</w:t>
-      </w:r>
-      <w:r>
-        <w:rPr>
-          <w:rFonts w:hint="cs"/>
-          <w:cs/>
-        </w:rPr>
-        <w:t>์</w:t>
-      </w:r>
-      <w:r>
-        <w:rPr>
-          <w:cs/>
-        </w:rPr>
-        <w:t xml:space="preserve"> </w:t>
-      </w:r>
-      <w:r>
-        <w:t>PHP</w:t>
-      </w:r>
-      <w:r>
-        <w:rPr>
-          <w:rFonts w:hint="cs"/>
-          <w:cs/>
-        </w:rPr>
-        <w:t xml:space="preserve"> </w:t>
-      </w:r>
-      <w:r>
-        <w:rPr>
-          <w:cs/>
-        </w:rPr>
-        <w:t>สามารถนาไปประย</w:t>
-      </w:r>
-      <w:r>
-        <w:rPr>
-          <w:rFonts w:hint="cs"/>
-          <w:cs/>
-        </w:rPr>
-        <w:t>ุ</w:t>
-      </w:r>
-      <w:r>
-        <w:rPr>
-          <w:cs/>
-        </w:rPr>
-        <w:t>กต</w:t>
-      </w:r>
-      <w:r>
-        <w:rPr>
-          <w:rFonts w:hint="cs"/>
-          <w:cs/>
-        </w:rPr>
-        <w:t>์</w:t>
-      </w:r>
-      <w:r>
-        <w:rPr>
-          <w:cs/>
-        </w:rPr>
-        <w:t>ใช</w:t>
-      </w:r>
-      <w:r>
-        <w:rPr>
-          <w:rFonts w:hint="cs"/>
-          <w:cs/>
-        </w:rPr>
-        <w:t>้</w:t>
-      </w:r>
-      <w:r>
-        <w:rPr>
-          <w:cs/>
-        </w:rPr>
-        <w:t>สร้างโฮมเพจแบบ</w:t>
-      </w:r>
-      <w:proofErr w:type="spellStart"/>
-      <w:r>
-        <w:rPr>
-          <w:cs/>
-        </w:rPr>
-        <w:t>ได</w:t>
-      </w:r>
-      <w:proofErr w:type="spellEnd"/>
-      <w:r>
-        <w:rPr>
-          <w:cs/>
-        </w:rPr>
-        <w:t>นาม</w:t>
-      </w:r>
-      <w:proofErr w:type="spellStart"/>
-      <w:r>
-        <w:rPr>
-          <w:cs/>
-        </w:rPr>
-        <w:t>ิก</w:t>
-      </w:r>
-      <w:proofErr w:type="spellEnd"/>
-      <w:r>
-        <w:rPr>
-          <w:cs/>
-        </w:rPr>
-        <w:t>และอินเตอร์แอคทีฟในล</w:t>
-      </w:r>
-      <w:r>
-        <w:rPr>
-          <w:rFonts w:hint="cs"/>
-          <w:cs/>
-        </w:rPr>
-        <w:t>ั</w:t>
-      </w:r>
-      <w:r>
-        <w:rPr>
-          <w:cs/>
-        </w:rPr>
-        <w:t>กษณะต</w:t>
-      </w:r>
-      <w:r>
-        <w:rPr>
-          <w:rFonts w:hint="cs"/>
-          <w:cs/>
-        </w:rPr>
-        <w:t>่า</w:t>
-      </w:r>
-      <w:r>
-        <w:rPr>
-          <w:cs/>
-        </w:rPr>
-        <w:t>งๆ รวมท</w:t>
-      </w:r>
-      <w:r>
-        <w:rPr>
-          <w:rFonts w:hint="cs"/>
-          <w:cs/>
-        </w:rPr>
-        <w:t>ั้ง</w:t>
-      </w:r>
-      <w:r>
-        <w:rPr>
-          <w:cs/>
-        </w:rPr>
-        <w:t>การประย</w:t>
-      </w:r>
-      <w:r>
-        <w:rPr>
-          <w:rFonts w:hint="cs"/>
-          <w:cs/>
-        </w:rPr>
-        <w:t>ุ</w:t>
-      </w:r>
-      <w:r>
-        <w:rPr>
-          <w:cs/>
-        </w:rPr>
-        <w:t>กต</w:t>
-      </w:r>
-      <w:r>
-        <w:rPr>
-          <w:rFonts w:hint="cs"/>
-          <w:cs/>
-        </w:rPr>
-        <w:t>์</w:t>
-      </w:r>
-      <w:r>
-        <w:rPr>
-          <w:cs/>
-        </w:rPr>
-        <w:t>ใช</w:t>
-      </w:r>
-      <w:r>
-        <w:rPr>
-          <w:rFonts w:hint="cs"/>
-          <w:cs/>
-        </w:rPr>
-        <w:t>้</w:t>
-      </w:r>
-      <w:r>
-        <w:rPr>
-          <w:cs/>
-        </w:rPr>
-        <w:t>งานร</w:t>
-      </w:r>
-      <w:r>
-        <w:rPr>
-          <w:rFonts w:hint="cs"/>
-          <w:cs/>
-        </w:rPr>
-        <w:t>่</w:t>
-      </w:r>
-      <w:r>
-        <w:rPr>
-          <w:cs/>
-        </w:rPr>
-        <w:t>วมก</w:t>
-      </w:r>
-      <w:r>
-        <w:rPr>
-          <w:rFonts w:hint="cs"/>
-          <w:cs/>
-        </w:rPr>
-        <w:t>ั</w:t>
-      </w:r>
-      <w:r>
-        <w:rPr>
-          <w:cs/>
-        </w:rPr>
-        <w:t>บโปรแกรมจ</w:t>
-      </w:r>
-      <w:r>
-        <w:rPr>
-          <w:rFonts w:hint="cs"/>
-          <w:cs/>
-        </w:rPr>
-        <w:t>ั</w:t>
-      </w:r>
-      <w:r>
-        <w:rPr>
-          <w:cs/>
-        </w:rPr>
-        <w:t>ดการฐานข</w:t>
-      </w:r>
-      <w:r>
-        <w:rPr>
-          <w:rFonts w:hint="cs"/>
-          <w:cs/>
-        </w:rPr>
-        <w:t>้</w:t>
-      </w:r>
-      <w:r>
-        <w:rPr>
-          <w:cs/>
-        </w:rPr>
-        <w:t>อมูล</w:t>
-      </w:r>
-      <w:r>
-        <w:t xml:space="preserve"> </w:t>
-      </w:r>
-      <w:r>
-        <w:rPr>
-          <w:cs/>
-        </w:rPr>
-        <w:t>หรือโปรแกรมจ</w:t>
-      </w:r>
-      <w:r>
-        <w:rPr>
-          <w:rFonts w:hint="cs"/>
-          <w:cs/>
-        </w:rPr>
-        <w:t>ำ</w:t>
-      </w:r>
-      <w:r>
-        <w:rPr>
-          <w:cs/>
-        </w:rPr>
-        <w:t>พวกดาต</w:t>
-      </w:r>
-      <w:r>
-        <w:rPr>
-          <w:rFonts w:hint="cs"/>
-          <w:cs/>
-        </w:rPr>
-        <w:t>้</w:t>
-      </w:r>
-      <w:r>
-        <w:rPr>
-          <w:cs/>
-        </w:rPr>
-        <w:t>าเบส</w:t>
-      </w:r>
-      <w:proofErr w:type="spellStart"/>
-      <w:r>
-        <w:rPr>
-          <w:cs/>
-        </w:rPr>
-        <w:t>เซ</w:t>
-      </w:r>
-      <w:r>
-        <w:rPr>
-          <w:rFonts w:hint="cs"/>
-          <w:cs/>
-        </w:rPr>
-        <w:t>ิ</w:t>
-      </w:r>
-      <w:r>
-        <w:rPr>
-          <w:cs/>
-        </w:rPr>
-        <w:t>ร์ฟเวอร์</w:t>
-      </w:r>
-      <w:proofErr w:type="spellEnd"/>
-      <w:r>
-        <w:rPr>
-          <w:cs/>
-        </w:rPr>
-        <w:t xml:space="preserve"> (</w:t>
-      </w:r>
-      <w:r>
-        <w:t xml:space="preserve">Database Server) </w:t>
-      </w:r>
-      <w:r>
-        <w:rPr>
-          <w:cs/>
-        </w:rPr>
-        <w:t>อันเป็นเป้าหมายส</w:t>
-      </w:r>
-      <w:r>
-        <w:rPr>
-          <w:rFonts w:hint="cs"/>
-          <w:cs/>
-        </w:rPr>
-        <w:t>ำ</w:t>
-      </w:r>
-      <w:r>
-        <w:rPr>
-          <w:cs/>
-        </w:rPr>
-        <w:t>ค</w:t>
-      </w:r>
-      <w:r>
-        <w:rPr>
-          <w:rFonts w:hint="cs"/>
-          <w:cs/>
-        </w:rPr>
-        <w:t>ั</w:t>
-      </w:r>
-      <w:r>
-        <w:rPr>
-          <w:cs/>
-        </w:rPr>
-        <w:t>ญของการสร</w:t>
-      </w:r>
-      <w:r>
-        <w:rPr>
-          <w:rFonts w:hint="cs"/>
-          <w:cs/>
-        </w:rPr>
-        <w:t>้</w:t>
-      </w:r>
-      <w:r>
-        <w:rPr>
-          <w:cs/>
-        </w:rPr>
-        <w:t>างโฮมเพจใหเก</w:t>
-      </w:r>
-      <w:r>
-        <w:rPr>
-          <w:rFonts w:hint="cs"/>
-          <w:cs/>
-        </w:rPr>
-        <w:t>ิ</w:t>
-      </w:r>
-      <w:r>
-        <w:rPr>
-          <w:cs/>
-        </w:rPr>
-        <w:t>ดประโยชน์อย</w:t>
-      </w:r>
-      <w:r>
-        <w:rPr>
-          <w:rFonts w:hint="cs"/>
-          <w:cs/>
-        </w:rPr>
-        <w:t>่</w:t>
-      </w:r>
-      <w:r>
-        <w:rPr>
-          <w:cs/>
-        </w:rPr>
-        <w:t>างเต็มประสิทธิภาพ ดังท</w:t>
-      </w:r>
-      <w:r>
-        <w:rPr>
-          <w:rFonts w:hint="cs"/>
-          <w:cs/>
-        </w:rPr>
-        <w:t>ี่</w:t>
-      </w:r>
-      <w:r>
-        <w:rPr>
-          <w:cs/>
-        </w:rPr>
-        <w:t>ได้ยินมา สคริปต</w:t>
-      </w:r>
-      <w:r>
-        <w:rPr>
-          <w:rFonts w:hint="cs"/>
-          <w:cs/>
-        </w:rPr>
-        <w:t>์</w:t>
-      </w:r>
-      <w:r>
-        <w:rPr>
-          <w:cs/>
-        </w:rPr>
-        <w:t xml:space="preserve"> </w:t>
-      </w:r>
-      <w:r>
-        <w:t>PHP</w:t>
-      </w:r>
-      <w:r>
-        <w:rPr>
-          <w:rFonts w:hint="cs"/>
-          <w:cs/>
-        </w:rPr>
-        <w:t xml:space="preserve"> </w:t>
-      </w:r>
-      <w:r>
-        <w:rPr>
-          <w:cs/>
-        </w:rPr>
-        <w:t>เขียนได้ง่ายกวาเอเอสพ</w:t>
-      </w:r>
-      <w:r>
-        <w:rPr>
-          <w:rFonts w:hint="cs"/>
-          <w:cs/>
-        </w:rPr>
-        <w:t xml:space="preserve">ี </w:t>
-      </w:r>
-      <w:r>
-        <w:rPr>
-          <w:cs/>
-        </w:rPr>
-        <w:t xml:space="preserve">หรือ </w:t>
-      </w:r>
-      <w:r>
-        <w:t xml:space="preserve">CGI/Perl </w:t>
-      </w:r>
-      <w:r>
-        <w:rPr>
-          <w:cs/>
-        </w:rPr>
-        <w:t>เสียด</w:t>
-      </w:r>
-      <w:r>
-        <w:rPr>
-          <w:rFonts w:hint="cs"/>
-          <w:cs/>
-        </w:rPr>
-        <w:t>้</w:t>
-      </w:r>
-      <w:r>
-        <w:rPr>
-          <w:cs/>
-        </w:rPr>
-        <w:t>วย</w:t>
-      </w:r>
-      <w:r>
-        <w:rPr>
-          <w:rFonts w:hint="cs"/>
-          <w:cs/>
-        </w:rPr>
-        <w:t>ซ้ำ</w:t>
-      </w:r>
-      <w:r>
-        <w:t xml:space="preserve"> </w:t>
-      </w:r>
-    </w:p>
-    <w:p>
-      <w:pPr>
-        <w:ind w:firstLine="720"/>
-        <w:jc w:val="thaiDistribute"/>
-      </w:pPr>
-      <w:r>
-        <w:rPr>
-          <w:cs/>
-        </w:rPr>
-        <w:t xml:space="preserve">ความสามารถของ </w:t>
-      </w:r>
-      <w:r>
-        <w:t>PHP</w:t>
-      </w:r>
-    </w:p>
-    <w:p>
-      <w:pPr>
-        <w:ind w:firstLine="720"/>
-        <w:jc w:val="thaiDistribute"/>
-      </w:pPr>
-      <w:r>
-        <w:t xml:space="preserve">PHP </w:t>
-      </w:r>
-      <w:r>
-        <w:rPr>
-          <w:cs/>
-        </w:rPr>
-        <w:t>เป็นภาษาสคริปต์ ที่มีความสามารถสูง</w:t>
-      </w:r>
-      <w:proofErr w:type="spellStart"/>
-      <w:r>
-        <w:rPr>
-          <w:cs/>
-        </w:rPr>
-        <w:t>สําหรับ</w:t>
-      </w:r>
-      <w:proofErr w:type="spellEnd"/>
-      <w:r>
-        <w:rPr>
-          <w:cs/>
-        </w:rPr>
-        <w:t>การพ</w:t>
-      </w:r>
-      <w:r>
-        <w:rPr>
-          <w:rFonts w:hint="cs"/>
-          <w:cs/>
-        </w:rPr>
-        <w:t>ั</w:t>
-      </w:r>
-      <w:r>
-        <w:rPr>
-          <w:cs/>
-        </w:rPr>
-        <w:t>ฒนาเว</w:t>
-      </w:r>
-      <w:r>
-        <w:rPr>
-          <w:rFonts w:hint="cs"/>
-          <w:cs/>
-        </w:rPr>
-        <w:t>็</w:t>
-      </w:r>
-      <w:r>
-        <w:rPr>
-          <w:cs/>
-        </w:rPr>
-        <w:t>บไซต์ และความสามารถท</w:t>
-      </w:r>
-      <w:r>
-        <w:rPr>
-          <w:rFonts w:hint="cs"/>
-          <w:cs/>
-        </w:rPr>
-        <w:t>ี่</w:t>
-      </w:r>
-      <w:r>
-        <w:rPr>
-          <w:cs/>
-        </w:rPr>
-        <w:t xml:space="preserve">โดดเด่นอีกประการหนึ่งของ </w:t>
-      </w:r>
-      <w:r>
-        <w:t xml:space="preserve">PHP </w:t>
-      </w:r>
-      <w:r>
-        <w:rPr>
-          <w:cs/>
-        </w:rPr>
-        <w:t xml:space="preserve">นั้น คือ </w:t>
-      </w:r>
-      <w:r>
-        <w:t xml:space="preserve">database-enabled web page </w:t>
-      </w:r>
-      <w:proofErr w:type="spellStart"/>
-      <w:r>
-        <w:rPr>
-          <w:cs/>
-        </w:rPr>
-        <w:t>ทํา</w:t>
-      </w:r>
-      <w:proofErr w:type="spellEnd"/>
-      <w:r>
-        <w:rPr>
-          <w:cs/>
-        </w:rPr>
-        <w:t>ให</w:t>
-      </w:r>
-      <w:r>
-        <w:rPr>
-          <w:rFonts w:hint="cs"/>
-          <w:cs/>
-        </w:rPr>
-        <w:t>้</w:t>
-      </w:r>
-      <w:r>
-        <w:rPr>
-          <w:cs/>
-        </w:rPr>
-        <w:t>เอกสารของเอชทีเอ็มแอล สามารถท</w:t>
-      </w:r>
-      <w:r>
-        <w:rPr>
-          <w:rFonts w:hint="cs"/>
-          <w:cs/>
-        </w:rPr>
-        <w:t>ี่</w:t>
-      </w:r>
-      <w:r>
-        <w:rPr>
-          <w:cs/>
-        </w:rPr>
-        <w:t>จะเช</w:t>
-      </w:r>
-      <w:r>
-        <w:rPr>
-          <w:rFonts w:hint="cs"/>
-          <w:cs/>
-        </w:rPr>
-        <w:t>ื่</w:t>
-      </w:r>
-      <w:r>
-        <w:rPr>
-          <w:cs/>
-        </w:rPr>
-        <w:t>อมต่อก</w:t>
-      </w:r>
-      <w:r>
-        <w:rPr>
-          <w:rFonts w:hint="cs"/>
-          <w:cs/>
-        </w:rPr>
-        <w:t>ั</w:t>
-      </w:r>
-      <w:r>
-        <w:rPr>
-          <w:cs/>
-        </w:rPr>
-        <w:t>บระบบฐานข</w:t>
-      </w:r>
-      <w:r>
-        <w:rPr>
-          <w:rFonts w:hint="cs"/>
-          <w:cs/>
-        </w:rPr>
-        <w:t>้</w:t>
-      </w:r>
-      <w:r>
-        <w:rPr>
-          <w:cs/>
-        </w:rPr>
-        <w:t>อมูลได</w:t>
-      </w:r>
-      <w:r>
-        <w:rPr>
-          <w:rFonts w:hint="cs"/>
-          <w:cs/>
-        </w:rPr>
-        <w:t>้</w:t>
-      </w:r>
-      <w:r>
-        <w:rPr>
-          <w:cs/>
-        </w:rPr>
-        <w:t>อย</w:t>
-      </w:r>
-      <w:r>
-        <w:rPr>
-          <w:rFonts w:hint="cs"/>
-          <w:cs/>
-        </w:rPr>
-        <w:t>่</w:t>
-      </w:r>
-      <w:r>
-        <w:rPr>
-          <w:cs/>
-        </w:rPr>
-        <w:t>างม</w:t>
-      </w:r>
-      <w:r>
-        <w:rPr>
-          <w:rFonts w:hint="cs"/>
-          <w:cs/>
-        </w:rPr>
-        <w:t>ี</w:t>
-      </w:r>
-      <w:r>
-        <w:rPr>
-          <w:cs/>
-        </w:rPr>
-        <w:t>ประสิทธิภาพและรวดเร็ว จึง</w:t>
-      </w:r>
-      <w:proofErr w:type="spellStart"/>
-      <w:r>
-        <w:rPr>
-          <w:cs/>
-        </w:rPr>
-        <w:t>ทํา</w:t>
-      </w:r>
-      <w:proofErr w:type="spellEnd"/>
-      <w:r>
-        <w:rPr>
-          <w:cs/>
-        </w:rPr>
-        <w:t>ให้ความต</w:t>
-      </w:r>
-      <w:r>
-        <w:rPr>
-          <w:rFonts w:hint="cs"/>
-          <w:cs/>
-        </w:rPr>
-        <w:t>้</w:t>
-      </w:r>
-      <w:r>
-        <w:rPr>
-          <w:cs/>
-        </w:rPr>
-        <w:t>องการในเร</w:t>
-      </w:r>
-      <w:r>
-        <w:rPr>
-          <w:rFonts w:hint="cs"/>
-          <w:cs/>
-        </w:rPr>
-        <w:t>ื่</w:t>
-      </w:r>
-      <w:r>
-        <w:rPr>
-          <w:cs/>
-        </w:rPr>
-        <w:t>องการจดรายการส</w:t>
-      </w:r>
-      <w:r>
-        <w:rPr>
-          <w:rFonts w:hint="cs"/>
-          <w:cs/>
-        </w:rPr>
-        <w:t>ิ</w:t>
-      </w:r>
-      <w:r>
-        <w:rPr>
-          <w:cs/>
-        </w:rPr>
-        <w:t>นค้า และรับรายการการสั่งสินค้า ตลอดจนการจ</w:t>
-      </w:r>
-      <w:r>
-        <w:rPr>
-          <w:rFonts w:hint="cs"/>
-          <w:cs/>
-        </w:rPr>
-        <w:t>ั</w:t>
-      </w:r>
-      <w:r>
-        <w:rPr>
-          <w:cs/>
-        </w:rPr>
-        <w:t>ดเก</w:t>
-      </w:r>
-      <w:r>
-        <w:rPr>
-          <w:rFonts w:hint="cs"/>
-          <w:cs/>
-        </w:rPr>
-        <w:t>็บ</w:t>
-      </w:r>
-      <w:r>
-        <w:rPr>
-          <w:cs/>
-        </w:rPr>
-        <w:t>ข้อมูลต่าง ๆ ที่</w:t>
-      </w:r>
-      <w:proofErr w:type="spellStart"/>
-      <w:r>
-        <w:rPr>
-          <w:cs/>
-        </w:rPr>
-        <w:t>สําค</w:t>
-      </w:r>
-      <w:r>
-        <w:rPr>
-          <w:rFonts w:hint="cs"/>
-          <w:cs/>
-        </w:rPr>
-        <w:t>ั</w:t>
-      </w:r>
-      <w:r>
-        <w:rPr>
-          <w:cs/>
-        </w:rPr>
-        <w:t>ญ</w:t>
-      </w:r>
-      <w:proofErr w:type="spellEnd"/>
-      <w:r>
-        <w:rPr>
-          <w:cs/>
-        </w:rPr>
-        <w:t>ผ</w:t>
+        <w:t>ญผ</w:t>
       </w:r>
       <w:r>
         <w:rPr>
@@ -3409,16 +3123,8 @@
         <w:rPr>
           <w:cs/>
         </w:rPr>
-        <w:t>เป็นโปรแกรมที่แจกจ่ายฟรีไม่มีปัญหาเรื่อง</w:t>
-      </w:r>
-      <w:proofErr w:type="spellStart"/>
-      <w:r>
-        <w:rPr>
-          <w:cs/>
-        </w:rPr>
-        <w:t>ลิขสิทธ์</w:t>
-      </w:r>
-      <w:proofErr w:type="spellEnd"/>
+        <w:t>เป็นโปรแกรมที่แจกจ่ายฟรีไม่มีปัญหาเรื่องลิขสิทธ์</w:t>
+      </w:r>
       <w:r>
         <w:t xml:space="preserve"> </w:t>
       </w:r>
@@ -3434,42 +3140,13 @@
         <w:jc w:val="thaiDistribute"/>
       </w:pPr>
       <w:r>
-        <w:lastRenderedPageBreak/>
         <w:t xml:space="preserve">PHP </w:t>
       </w:r>
       <w:r>
         <w:rPr>
           <w:cs/>
         </w:rPr>
-        <w:t>เป็นโปรแกรมที่</w:t>
-      </w:r>
-      <w:proofErr w:type="spellStart"/>
-      <w:r>
-        <w:rPr>
-          <w:cs/>
-        </w:rPr>
-        <w:t>ทํางาน</w:t>
-      </w:r>
-      <w:proofErr w:type="spellEnd"/>
-      <w:r>
-        <w:rPr>
-          <w:cs/>
-        </w:rPr>
-        <w:t>ฝั่ง</w:t>
-      </w:r>
-      <w:proofErr w:type="spellStart"/>
-      <w:r>
-        <w:rPr>
-          <w:cs/>
-        </w:rPr>
-        <w:t>เซิร์ฟเวอร์</w:t>
-      </w:r>
-      <w:proofErr w:type="spellEnd"/>
-      <w:r>
-        <w:rPr>
-          <w:cs/>
-        </w:rPr>
-        <w:t>ดังน</w:t>
+        <w:t>เป็นโปรแกรมที่ทํางานฝั่งเซิร์ฟเวอร์ดังน</w:t>
       </w:r>
       <w:r>
         <w:rPr>
@@ -3519,6 +3196,7 @@
         <w:jc w:val="thaiDistribute"/>
       </w:pPr>
       <w:r>
+        <w:lastRenderedPageBreak/>
         <w:t xml:space="preserve">PHP </w:t>
       </w:r>
       <w:r>
@@ -3597,13 +3275,8 @@
         </w:rPr>
         <w:t xml:space="preserve">องได้ทั้งระบบปฏิบัติการ </w:t>
       </w:r>
-      <w:proofErr w:type="gramStart"/>
-      <w:r>
-        <w:t>UNIX ,</w:t>
-      </w:r>
-      <w:proofErr w:type="gramEnd"/>
-      <w:r>
-        <w:t xml:space="preserve"> Linux </w:t>
+      <w:r>
+        <w:t xml:space="preserve">UNIX , Linux </w:t>
       </w:r>
       <w:r>
         <w:rPr>
@@ -3663,7 +3336,20 @@
         <w:rPr>
           <w:cs/>
         </w:rPr>
-        <w:t>ฝังเขาไปในภาษา</w:t>
+        <w:t>ฝังเข</w:t>
+      </w:r>
+      <w:r>
+        <w:rPr>
+          <w:rFonts w:hint="cs"/>
+          <w:cs/>
+        </w:rPr>
+        <w:t>้</w:t>
+      </w:r>
+      <w:r>
+        <w:rPr>
+          <w:cs/>
+        </w:rPr>
+        <w:t>าไปในภาษา</w:t>
       </w:r>
       <w:r>
         <w:t xml:space="preserve"> HTML </w:t>
@@ -3714,19 +3400,11 @@
         <w:spacing w:after="160" w:line="278" w:lineRule="auto"/>
         <w:jc w:val="thaiDistribute"/>
       </w:pPr>
-      <w:proofErr w:type="spellStart"/>
-      <w:r>
-        <w:rPr>
-          <w:cs/>
-        </w:rPr>
-        <w:t>ทํางาน</w:t>
-      </w:r>
-      <w:proofErr w:type="spellEnd"/>
-      <w:r>
-        <w:rPr>
-          <w:cs/>
-        </w:rPr>
-        <w:t>ได</w:t>
+      <w:r>
+        <w:rPr>
+          <w:cs/>
+        </w:rPr>
+        <w:t>ทํางานได</w:t>
       </w:r>
       <w:r>
         <w:rPr>
@@ -3774,7 +3452,20 @@
         <w:rPr>
           <w:cs/>
         </w:rPr>
-        <w:t xml:space="preserve">เพราะไม่ต้องใชโปรแกรมจากภายนอก </w:t>
+        <w:t>เพราะไม่ต้องใช</w:t>
+      </w:r>
+      <w:r>
+        <w:rPr>
+          <w:rFonts w:hint="cs"/>
+          <w:cs/>
+        </w:rPr>
+        <w:t>้</w:t>
+      </w:r>
+      <w:r>
+        <w:rPr>
+          <w:cs/>
+        </w:rPr>
+        <w:t xml:space="preserve">โปรแกรมจากภายนอก </w:t>
       </w:r>
     </w:p>
     <w:p>
@@ -3865,21 +3556,7 @@
         <w:rPr>
           <w:cs/>
         </w:rPr>
-        <w:t>ใช้</w:t>
-      </w:r>
-      <w:proofErr w:type="spellStart"/>
-      <w:r>
-        <w:rPr>
-          <w:cs/>
-        </w:rPr>
-        <w:t>ดําเนินการ</w:t>
-      </w:r>
-      <w:proofErr w:type="spellEnd"/>
-      <w:r>
-        <w:rPr>
-          <w:cs/>
-        </w:rPr>
-        <w:t>ก</w:t>
+        <w:t>ใช้ดําเนินการก</w:t>
       </w:r>
       <w:r>
         <w:rPr>
@@ -4142,13 +3819,8 @@
         </w:rPr>
         <w:t xml:space="preserve"> </w:t>
       </w:r>
-      <w:proofErr w:type="gramStart"/>
-      <w:r>
-        <w:t>Scalar ,</w:t>
-      </w:r>
-      <w:proofErr w:type="gramEnd"/>
-      <w:r>
-        <w:t xml:space="preserve"> Array </w:t>
+      <w:r>
+        <w:t xml:space="preserve">Scalar , Array </w:t>
       </w:r>
       <w:r>
         <w:rPr>
@@ -4422,35 +4094,7 @@
         <w:rPr>
           <w:cs/>
         </w:rPr>
-        <w:t>เป็นภาษาสคริปต์ที่</w:t>
-      </w:r>
-      <w:proofErr w:type="spellStart"/>
-      <w:r>
-        <w:rPr>
-          <w:cs/>
-        </w:rPr>
-        <w:t>ทํางาน</w:t>
-      </w:r>
-      <w:proofErr w:type="spellEnd"/>
-      <w:r>
-        <w:rPr>
-          <w:cs/>
-        </w:rPr>
-        <w:t>บน</w:t>
-      </w:r>
-      <w:proofErr w:type="spellStart"/>
-      <w:r>
-        <w:rPr>
-          <w:cs/>
-        </w:rPr>
-        <w:t>เซิร์ฟเวอร์</w:t>
-      </w:r>
-      <w:proofErr w:type="spellEnd"/>
-      <w:r>
-        <w:rPr>
-          <w:cs/>
-        </w:rPr>
-        <w:t>โดยมีจุดประสงค์หล</w:t>
+        <w:t>เป็นภาษาสคริปต์ที่ทํางานบนเซิร์ฟเวอร์โดยมีจุดประสงค์หล</w:t>
       </w:r>
       <w:r>
         <w:rPr>
@@ -4568,21 +4212,7 @@
         <w:rPr>
           <w:cs/>
         </w:rPr>
-        <w:t>อเอกสารถูกเรียกใช้งาน เว็บ</w:t>
-      </w:r>
-      <w:proofErr w:type="spellStart"/>
-      <w:r>
-        <w:rPr>
-          <w:cs/>
-        </w:rPr>
-        <w:t>เซิร์ฟเวอร์</w:t>
-      </w:r>
-      <w:proofErr w:type="spellEnd"/>
-      <w:r>
-        <w:rPr>
-          <w:cs/>
-        </w:rPr>
-        <w:t>จะท</w:t>
+        <w:t>อเอกสารถูกเรียกใช้งาน เว็บเซิร์ฟเวอร์จะท</w:t>
       </w:r>
       <w:r>
         <w:rPr>
@@ -5271,9 +4901,6 @@
       <w:pPr>
         <w:spacing w:after="160" w:line="278" w:lineRule="auto"/>
         <w:jc w:val="thaiDistribute"/>
-        <w:rPr>
-          <w:rFonts w:hint="cs"/>
-        </w:rPr>
       </w:pPr>
     </w:p>
     <w:p>
@@ -5299,9 +4926,6 @@
         <w:spacing w:after="160" w:line="278" w:lineRule="auto"/>
         <w:ind w:firstLine="720"/>
         <w:jc w:val="thaiDistribute"/>
-        <w:rPr>
-          <w:rFonts w:hint="cs"/>
-        </w:rPr>
       </w:pPr>
       <w:r>
         <w:t xml:space="preserve">AJAX (Asynchronous JavaScript and XML) </w:t>
@@ -5310,35 +4934,7 @@
         <w:rPr>
           <w:cs/>
         </w:rPr>
-        <w:t>เป็นเทคโนโลยีหรือวิธีการที่ใช้ในการพัฒนาเว็บไซต์เพื่อให้สามารถดึงข้อมูลหรือส่งข้อมูลระหว่าง</w:t>
-      </w:r>
-      <w:proofErr w:type="spellStart"/>
-      <w:r>
-        <w:rPr>
-          <w:cs/>
-        </w:rPr>
-        <w:t>เบ</w:t>
-      </w:r>
-      <w:proofErr w:type="spellEnd"/>
-      <w:r>
-        <w:rPr>
-          <w:cs/>
-        </w:rPr>
-        <w:t>ราว์เซอร์กับ</w:t>
-      </w:r>
-      <w:proofErr w:type="spellStart"/>
-      <w:r>
-        <w:rPr>
-          <w:cs/>
-        </w:rPr>
-        <w:t>เซิร์ฟเวอร์</w:t>
-      </w:r>
-      <w:proofErr w:type="spellEnd"/>
-      <w:r>
-        <w:rPr>
-          <w:cs/>
-        </w:rPr>
-        <w:t xml:space="preserve">ได้แบบ </w:t>
+        <w:t xml:space="preserve">เป็นเทคโนโลยีหรือวิธีการที่ใช้ในการพัฒนาเว็บไซต์เพื่อให้สามารถดึงข้อมูลหรือส่งข้อมูลระหว่างเบราว์เซอร์กับเซิร์ฟเวอร์ได้แบบ </w:t>
       </w:r>
       <w:r>
         <w:t>Asynchronous (</w:t>
@@ -5392,29 +4988,10 @@
         <w:rPr>
           <w:cs/>
         </w:rPr>
-        <w:t>ไปยัง</w:t>
-      </w:r>
-      <w:proofErr w:type="spellStart"/>
-      <w:r>
-        <w:rPr>
-          <w:cs/>
-        </w:rPr>
-        <w:t>เซิร์ฟเวอร์</w:t>
-      </w:r>
-      <w:proofErr w:type="spellEnd"/>
-      <w:r>
-        <w:rPr>
-          <w:cs/>
-        </w:rPr>
-        <w:t xml:space="preserve">โดยใช้ </w:t>
-      </w:r>
-      <w:proofErr w:type="spellStart"/>
-      <w:r>
-        <w:t>XMLHttpRequest</w:t>
-      </w:r>
-      <w:proofErr w:type="spellEnd"/>
-      <w:r>
-        <w:t xml:space="preserve"> </w:t>
+        <w:t xml:space="preserve">ไปยังเซิร์ฟเวอร์โดยใช้ </w:t>
+      </w:r>
+      <w:r>
+        <w:t xml:space="preserve">XMLHttpRequest </w:t>
       </w:r>
       <w:r>
         <w:rPr>
@@ -5436,19 +5013,11 @@
         <w:spacing w:after="160" w:line="278" w:lineRule="auto"/>
         <w:jc w:val="thaiDistribute"/>
       </w:pPr>
-      <w:proofErr w:type="spellStart"/>
-      <w:r>
-        <w:rPr>
-          <w:cs/>
-        </w:rPr>
-        <w:t>เซิร์ฟเวอร์</w:t>
-      </w:r>
-      <w:proofErr w:type="spellEnd"/>
-      <w:r>
-        <w:rPr>
-          <w:cs/>
-        </w:rPr>
-        <w:t xml:space="preserve">ประมวลผลคำขอและส่งข้อมูลตอบกลับในรูปแบบต่าง ๆ เช่น </w:t>
+      <w:r>
+        <w:rPr>
+          <w:cs/>
+        </w:rPr>
+        <w:t xml:space="preserve">เซิร์ฟเวอร์ประมวลผลคำขอและส่งข้อมูลตอบกลับในรูปแบบต่าง ๆ เช่น </w:t>
       </w:r>
       <w:r>
         <w:t xml:space="preserve">JSON, XML, </w:t>
@@ -5477,21 +5046,7 @@
         <w:rPr>
           <w:cs/>
         </w:rPr>
-        <w:t>ข้อมูลที่ได้รับจะถูกนำมา</w:t>
-      </w:r>
-      <w:proofErr w:type="spellStart"/>
-      <w:r>
-        <w:rPr>
-          <w:cs/>
-        </w:rPr>
-        <w:t>อัป</w:t>
-      </w:r>
-      <w:proofErr w:type="spellEnd"/>
-      <w:r>
-        <w:rPr>
-          <w:cs/>
-        </w:rPr>
-        <w:t>เดตในหน้าเว็บทันที โดยไม่ต้องรีเฟรชหน้า</w:t>
+        <w:t>ข้อมูลที่ได้รับจะถูกนำมาอัปเดตในหน้าเว็บทันที โดยไม่ต้องรีเฟรชหน้า</w:t>
       </w:r>
     </w:p>
     <w:p>
@@ -5597,21 +5152,7 @@
         <w:rPr>
           <w:cs/>
         </w:rPr>
-        <w:t>การโหลดฟีดในโซ</w:t>
-      </w:r>
-      <w:proofErr w:type="spellStart"/>
-      <w:r>
-        <w:rPr>
-          <w:cs/>
-        </w:rPr>
-        <w:t>เชีย</w:t>
-      </w:r>
-      <w:proofErr w:type="spellEnd"/>
-      <w:r>
-        <w:rPr>
-          <w:cs/>
-        </w:rPr>
-        <w:t xml:space="preserve">ลมีเดีย (เช่น </w:t>
+        <w:t xml:space="preserve">การโหลดฟีดในโซเชียลมีเดีย (เช่น </w:t>
       </w:r>
       <w:r>
         <w:t>Facebook, Twitter)</w:t>
@@ -5657,21 +5198,7 @@
         <w:rPr>
           <w:cs/>
         </w:rPr>
-        <w:t>การอ</w:t>
-      </w:r>
-      <w:proofErr w:type="spellStart"/>
-      <w:r>
-        <w:rPr>
-          <w:cs/>
-        </w:rPr>
-        <w:t>ัป</w:t>
-      </w:r>
-      <w:proofErr w:type="spellEnd"/>
-      <w:r>
-        <w:rPr>
-          <w:cs/>
-        </w:rPr>
-        <w:t>เดตข้อมูลในหน้าตารางหรือรายการสินค้า</w:t>
+        <w:t>การอัปเดตข้อมูลในหน้าตารางหรือรายการสินค้า</w:t>
       </w:r>
     </w:p>
     <w:p>
@@ -5679,18 +5206,11 @@
         <w:pStyle w:val="Heading2"/>
       </w:pPr>
     </w:p>
-    <w:p>
-      <w:pPr>
-        <w:rPr>
-          <w:rFonts w:hint="cs"/>
-        </w:rPr>
-      </w:pPr>
-    </w:p>
+    <w:p/>
     <w:p>
       <w:pPr>
         <w:pStyle w:val="Heading2"/>
       </w:pPr>
-      <w:proofErr w:type="gramStart"/>
       <w:r>
         <w:lastRenderedPageBreak/>
         <w:t>2</w:t>
@@ -5725,7 +5245,6 @@
         </w:rPr>
         <w:t>ที่เกี่ยวข้อง</w:t>
       </w:r>
-      <w:proofErr w:type="gramEnd"/>
     </w:p>
     <w:p>
       <w:pPr>
@@ -5952,25 +5471,23 @@
           <w:spacing w:val="7"/>
           <w:cs/>
         </w:rPr>
-        <w:t xml:space="preserve"> ได้ศึกษาวิจัยเรื่องปัจจัยที่มีความสัมพันธ์กับการตัดสินใจซื้อสินค้าผานทางบัญชีอย่างเป็นทางการของไลน์ของผู้บริโภคในจังหวัดปทุมธานี ผลการศึกษาวิจัยพบว่า การตัดสินใจซื้อสินค้า โดยรวมอยู่ในระดับมากที่สุด และเมื่อ</w:t>
-      </w:r>
-      <w:proofErr w:type="spellStart"/>
+        <w:t xml:space="preserve"> ได้ศึกษาวิจัยเรื่องปัจจัยที่มีความสัมพันธ์กับการตัดสินใจซื้อสินค้าผ</w:t>
+      </w:r>
       <w:r>
         <w:rPr>
           <w:rFonts w:ascii="TH SarabunPSK" w:hAnsi="TH SarabunPSK" w:cs="TH SarabunPSK" w:hint="cs"/>
           <w:spacing w:val="7"/>
           <w:cs/>
         </w:rPr>
-        <w:t>พิ</w:t>
-      </w:r>
-      <w:proofErr w:type="spellEnd"/>
+        <w:t>่</w:t>
+      </w:r>
       <w:r>
         <w:rPr>
           <w:rFonts w:ascii="TH SarabunPSK" w:hAnsi="TH SarabunPSK" w:cs="TH SarabunPSK" w:hint="cs"/>
           <w:spacing w:val="7"/>
           <w:cs/>
         </w:rPr>
-        <w:t>จรณาเป็นรายด้านพบว่าด้านการรับรู้ถึงความต้องการ อยู่ในระดับมากที่สุด รองลงมาคือด้านการตัดสินใจซื้อ อยู่ในระดับมากที่สุด ตามลำดับ และน้อยที่สุดคือ ด้านพฤติกรรมหลังการซื้ออยู่ในระดับมาก</w:t>
+        <w:t>านทางบัญชีอย่างเป็นทางการของไลน์ของผู้บริโภคในจังหวัดปทุมธานี ผลการศึกษาวิจัยพบว่า การตัดสินใจซื้อสินค้า โดยรวมอยู่ในระดับมากที่สุด และเมื่อพิจรณาเป็นรายด้านพบว่าด้านการรับรู้ถึงความต้องการ อยู่ในระดับมากที่สุด รองลงมาคือด้านการตัดสินใจซื้อ อยู่ในระดับมากที่สุด ตามลำดับ และน้อยที่สุดคือ ด้านพฤติกรรมหลังการซื้ออยู่ในระดับมาก</w:t>
       </w:r>
     </w:p>
     <w:p>
